--- a/knowledge_base/АстроКурс Виктор Слободнюк.docx
+++ b/knowledge_base/АстроКурс Виктор Слободнюк.docx
@@ -16,65 +16,6 @@
     <w:p>
       <w:pPr>
         <w:spacing w:after="0" w:line="240" w:lineRule="auto"/>
-        <w:rPr>
-          <w:rFonts w:ascii="Times New Roman" w:eastAsia="Times New Roman" w:hAnsi="Times New Roman" w:cs="Times New Roman"/>
-          <w:noProof/>
-          <w:sz w:val="28"/>
-          <w:szCs w:val="28"/>
-          <w:lang w:eastAsia="ru-RU"/>
-        </w:rPr>
-      </w:pPr>
-      <w:r>
-        <w:rPr>
-          <w:rFonts w:ascii="Times New Roman" w:eastAsia="Times New Roman" w:hAnsi="Times New Roman" w:cs="Times New Roman"/>
-          <w:noProof/>
-          <w:sz w:val="28"/>
-          <w:szCs w:val="28"/>
-          <w:lang w:eastAsia="ru-RU"/>
-        </w:rPr>
-        <w:t>АстроКурс Виктор Слободнюк</w:t>
-      </w:r>
-      <w:r>
-        <w:rPr>
-          <w:rFonts w:ascii="Times New Roman" w:eastAsia="Times New Roman" w:hAnsi="Times New Roman" w:cs="Times New Roman"/>
-          <w:noProof/>
-          <w:sz w:val="28"/>
-          <w:szCs w:val="28"/>
-          <w:lang w:eastAsia="ru-RU"/>
-        </w:rPr>
-        <w:t xml:space="preserve">: </w:t>
-      </w:r>
-      <w:r>
-        <w:rPr>
-          <w:rFonts w:ascii="Times New Roman" w:eastAsia="Times New Roman" w:hAnsi="Times New Roman" w:cs="Times New Roman"/>
-          <w:noProof/>
-          <w:sz w:val="28"/>
-          <w:szCs w:val="28"/>
-          <w:lang w:eastAsia="ru-RU"/>
-        </w:rPr>
-        <w:t xml:space="preserve">Астрология 12 Планет. 12 Знаков Зодиака, 12 Домов. </w:t>
-      </w:r>
-      <w:r>
-        <w:rPr>
-          <w:rFonts w:ascii="Times New Roman" w:eastAsia="Times New Roman" w:hAnsi="Times New Roman" w:cs="Times New Roman"/>
-          <w:noProof/>
-          <w:sz w:val="28"/>
-          <w:szCs w:val="28"/>
-          <w:lang w:eastAsia="ru-RU"/>
-        </w:rPr>
-        <w:t>АСТРОЛОГИЯ УСЛОВИЙ</w:t>
-      </w:r>
-      <w:r>
-        <w:rPr>
-          <w:rFonts w:ascii="Times New Roman" w:eastAsia="Times New Roman" w:hAnsi="Times New Roman" w:cs="Times New Roman"/>
-          <w:noProof/>
-          <w:sz w:val="28"/>
-          <w:szCs w:val="28"/>
-          <w:lang w:eastAsia="ru-RU"/>
-        </w:rPr>
-        <w:t xml:space="preserve"> Астрология новой Эры. Фрактальная.</w:t>
-      </w:r>
-      <w:r>
         <w:rPr>
           <w:rFonts w:ascii="Arial" w:eastAsia="Times New Roman" w:hAnsi="Arial" w:cs="Arial"/>
           <w:noProof/>
@@ -83,12 +24,190 @@
           <w:szCs w:val="15"/>
           <w:lang w:eastAsia="ru-RU"/>
         </w:rPr>
+      </w:pPr>
+      <w:r>
+        <w:rPr>
+          <w:rFonts w:ascii="Times New Roman" w:eastAsia="Times New Roman" w:hAnsi="Times New Roman" w:cs="Times New Roman"/>
+          <w:noProof/>
+          <w:sz w:val="28"/>
+          <w:szCs w:val="28"/>
+          <w:lang w:eastAsia="ru-RU"/>
+        </w:rPr>
+        <w:t>АстроКурс Виктор Слободнюк</w:t>
+      </w:r>
+      <w:r>
+        <w:rPr>
+          <w:rFonts w:ascii="Times New Roman" w:eastAsia="Times New Roman" w:hAnsi="Times New Roman" w:cs="Times New Roman"/>
+          <w:noProof/>
+          <w:sz w:val="28"/>
+          <w:szCs w:val="28"/>
+          <w:lang w:eastAsia="ru-RU"/>
+        </w:rPr>
+        <w:t xml:space="preserve">: </w:t>
+      </w:r>
+      <w:r>
+        <w:rPr>
+          <w:rFonts w:ascii="Times New Roman" w:eastAsia="Times New Roman" w:hAnsi="Times New Roman" w:cs="Times New Roman"/>
+          <w:noProof/>
+          <w:sz w:val="28"/>
+          <w:szCs w:val="28"/>
+          <w:lang w:eastAsia="ru-RU"/>
+        </w:rPr>
+        <w:t xml:space="preserve">Астрология 12 Планет. 12 Знаков Зодиака, 12 Домов. </w:t>
+      </w:r>
+      <w:r>
+        <w:rPr>
+          <w:rFonts w:ascii="Times New Roman" w:eastAsia="Times New Roman" w:hAnsi="Times New Roman" w:cs="Times New Roman"/>
+          <w:noProof/>
+          <w:sz w:val="28"/>
+          <w:szCs w:val="28"/>
+          <w:lang w:eastAsia="ru-RU"/>
+        </w:rPr>
+        <w:t>АСТРОЛОГИЯ УСЛОВИЙ</w:t>
+      </w:r>
+      <w:r>
+        <w:rPr>
+          <w:rFonts w:ascii="Times New Roman" w:eastAsia="Times New Roman" w:hAnsi="Times New Roman" w:cs="Times New Roman"/>
+          <w:noProof/>
+          <w:sz w:val="28"/>
+          <w:szCs w:val="28"/>
+          <w:lang w:eastAsia="ru-RU"/>
+        </w:rPr>
+        <w:t xml:space="preserve"> Астрология новой Эры. Фрактальная.</w:t>
+      </w:r>
+      <w:r>
+        <w:rPr>
+          <w:rFonts w:ascii="Arial" w:eastAsia="Times New Roman" w:hAnsi="Arial" w:cs="Arial"/>
+          <w:noProof/>
+          <w:color w:val="000000"/>
+          <w:sz w:val="15"/>
+          <w:szCs w:val="15"/>
+          <w:lang w:eastAsia="ru-RU"/>
+        </w:rPr>
         <w:t xml:space="preserve"> </w:t>
       </w:r>
     </w:p>
     <w:p>
       <w:pPr>
         <w:spacing w:after="0" w:line="240" w:lineRule="auto"/>
+        <w:rPr>
+          <w:rFonts w:ascii="Arial" w:eastAsia="Times New Roman" w:hAnsi="Arial" w:cs="Arial"/>
+          <w:noProof/>
+          <w:color w:val="000000"/>
+          <w:sz w:val="15"/>
+          <w:szCs w:val="15"/>
+          <w:lang w:eastAsia="ru-RU"/>
+        </w:rPr>
+      </w:pPr>
+    </w:p>
+    <w:p>
+      <w:pPr>
+        <w:pBdr>
+          <w:top w:val="single" w:sz="4" w:space="1" w:color="auto"/>
+          <w:left w:val="single" w:sz="4" w:space="4" w:color="auto"/>
+          <w:bottom w:val="single" w:sz="4" w:space="1" w:color="auto"/>
+          <w:right w:val="single" w:sz="4" w:space="4" w:color="auto"/>
+        </w:pBdr>
+        <w:spacing w:after="0" w:line="240" w:lineRule="auto"/>
+        <w:rPr>
+          <w:sz w:val="28"/>
+          <w:szCs w:val="28"/>
+        </w:rPr>
+      </w:pPr>
+      <w:r>
+        <w:rPr>
+          <w:sz w:val="28"/>
+          <w:szCs w:val="28"/>
+        </w:rPr>
+        <w:t xml:space="preserve">Главный секрет </w:t>
+      </w:r>
+      <w:r>
+        <w:rPr>
+          <w:sz w:val="28"/>
+          <w:szCs w:val="28"/>
+        </w:rPr>
+        <w:t>Астрологии 12 Планет</w:t>
+      </w:r>
+      <w:r>
+        <w:rPr>
+          <w:sz w:val="28"/>
+          <w:szCs w:val="28"/>
+        </w:rPr>
+        <w:t xml:space="preserve">: </w:t>
+      </w:r>
+      <w:r>
+        <w:rPr>
+          <w:b/>
+          <w:sz w:val="28"/>
+          <w:szCs w:val="28"/>
+        </w:rPr>
+        <w:t xml:space="preserve">вся астрология </w:t>
+      </w:r>
+      <w:r>
+        <w:rPr>
+          <w:b/>
+          <w:sz w:val="28"/>
+          <w:szCs w:val="28"/>
+        </w:rPr>
+        <w:t>– это копирование знаков Зодиака</w:t>
+      </w:r>
+      <w:r>
+        <w:rPr>
+          <w:sz w:val="28"/>
+          <w:szCs w:val="28"/>
+        </w:rPr>
+        <w:t xml:space="preserve"> </w:t>
+      </w:r>
+      <w:r>
+        <w:rPr>
+          <w:b/>
+          <w:sz w:val="28"/>
+          <w:szCs w:val="28"/>
+        </w:rPr>
+        <w:t>и их свойств</w:t>
+      </w:r>
+      <w:r>
+        <w:rPr>
+          <w:sz w:val="28"/>
+          <w:szCs w:val="28"/>
+        </w:rPr>
+        <w:t xml:space="preserve">. Все планеты и </w:t>
+      </w:r>
+      <w:r>
+        <w:rPr>
+          <w:sz w:val="28"/>
+          <w:szCs w:val="28"/>
+        </w:rPr>
+        <w:t xml:space="preserve">дома копируют знаки Зодиака, различные аспекты тоже можно свести к знакам Зодиака. </w:t>
+      </w:r>
+    </w:p>
+    <w:p>
+      <w:pPr>
+        <w:pBdr>
+          <w:top w:val="single" w:sz="4" w:space="1" w:color="auto"/>
+          <w:left w:val="single" w:sz="4" w:space="4" w:color="auto"/>
+          <w:bottom w:val="single" w:sz="4" w:space="1" w:color="auto"/>
+          <w:right w:val="single" w:sz="4" w:space="4" w:color="auto"/>
+        </w:pBdr>
+        <w:spacing w:after="0" w:line="240" w:lineRule="auto"/>
+        <w:rPr>
+          <w:b/>
+          <w:sz w:val="28"/>
+          <w:szCs w:val="28"/>
+        </w:rPr>
+      </w:pPr>
+      <w:r>
+        <w:rPr>
+          <w:b/>
+          <w:sz w:val="28"/>
+          <w:szCs w:val="28"/>
+        </w:rPr>
+        <w:t xml:space="preserve">Т.е. знаки Зодиака – это такой базис, после изучения которого подробно и глубоко, вся астрология дальше ясна. </w:t>
+      </w:r>
+    </w:p>
+    <w:p>
+      <w:pPr>
+        <w:spacing w:after="0" w:line="240" w:lineRule="auto"/>
         <w:jc w:val="center"/>
         <w:rPr>
           <w:rFonts w:ascii="Arial" w:hAnsi="Arial" w:cs="Arial"/>
@@ -134,17 +253,7 @@
           <w:szCs w:val="24"/>
           <w:shd w:val="clear" w:color="auto" w:fill="FFFFFF"/>
         </w:rPr>
-        <w:t>Ключевые слова знаков</w:t>
-      </w:r>
-      <w:r>
-        <w:rPr>
-          <w:rFonts w:ascii="Arial" w:hAnsi="Arial" w:cs="Arial"/>
-          <w:color w:val="0F0F0F"/>
-          <w:sz w:val="24"/>
-          <w:szCs w:val="24"/>
-          <w:shd w:val="clear" w:color="auto" w:fill="FFFFFF"/>
-        </w:rPr>
-        <w:t xml:space="preserve"> </w:t>
+        <w:t xml:space="preserve">Ключевые слова знаков </w:t>
       </w:r>
       <w:r>
         <w:rPr>
@@ -166,8 +275,6 @@
         </w:rPr>
         <w:t>:</w:t>
       </w:r>
-      <w:bookmarkStart w:id="0" w:name="_GoBack"/>
-      <w:bookmarkEnd w:id="0"/>
     </w:p>
     <w:p>
       <w:pPr>
@@ -922,6 +1029,7 @@
           <w:szCs w:val="24"/>
           <w:shd w:val="clear" w:color="auto" w:fill="FFFFFF"/>
         </w:rPr>
+        <w:lastRenderedPageBreak/>
         <w:t>Козерог: управление, контроль, порядок, правота, результат, итог, цель, решение, последовательность, правило,</w:t>
       </w:r>
     </w:p>
@@ -1034,7 +1142,6 @@
           <w:szCs w:val="24"/>
           <w:shd w:val="clear" w:color="auto" w:fill="FFFFFF"/>
         </w:rPr>
-        <w:lastRenderedPageBreak/>
         <w:t>социум, компания, группа, люди, справедливость, человечность, свобода, независимость, права человека,</w:t>
       </w:r>
     </w:p>
@@ -1478,7 +1585,16 @@
           <w:szCs w:val="24"/>
           <w:lang w:eastAsia="ru-RU"/>
         </w:rPr>
-        <w:t>Таким образом, полная система выглядит так:</w:t>
+        <w:t>Основа Нашей школы</w:t>
+      </w:r>
+      <w:r>
+        <w:rPr>
+          <w:rFonts w:ascii="Segoe UI" w:eastAsia="Times New Roman" w:hAnsi="Segoe UI" w:cs="Segoe UI"/>
+          <w:sz w:val="24"/>
+          <w:szCs w:val="24"/>
+          <w:lang w:eastAsia="ru-RU"/>
+        </w:rPr>
+        <w:t xml:space="preserve"> выглядит так:</w:t>
       </w:r>
     </w:p>
     <w:p>
@@ -1518,7 +1634,34 @@
           <w:szCs w:val="24"/>
           <w:lang w:eastAsia="ru-RU"/>
         </w:rPr>
-        <w:t xml:space="preserve"> (между Солнцем и Землёй)</w:t>
+        <w:t xml:space="preserve"> </w:t>
+      </w:r>
+      <w:r>
+        <w:rPr>
+          <w:rFonts w:ascii="Segoe UI" w:eastAsia="Times New Roman" w:hAnsi="Segoe UI" w:cs="Segoe UI"/>
+          <w:sz w:val="24"/>
+          <w:szCs w:val="24"/>
+          <w:lang w:eastAsia="ru-RU"/>
+        </w:rPr>
+        <w:t>планет</w:t>
+      </w:r>
+      <w:r>
+        <w:rPr>
+          <w:rFonts w:ascii="Segoe UI" w:eastAsia="Times New Roman" w:hAnsi="Segoe UI" w:cs="Segoe UI"/>
+          <w:sz w:val="24"/>
+          <w:szCs w:val="24"/>
+          <w:lang w:eastAsia="ru-RU"/>
+        </w:rPr>
+        <w:t xml:space="preserve"> </w:t>
+      </w:r>
+      <w:r>
+        <w:rPr>
+          <w:rFonts w:ascii="Segoe UI" w:eastAsia="Times New Roman" w:hAnsi="Segoe UI" w:cs="Segoe UI"/>
+          <w:sz w:val="24"/>
+          <w:szCs w:val="24"/>
+          <w:lang w:eastAsia="ru-RU"/>
+        </w:rPr>
+        <w:t>(между Солнцем и Землёй)</w:t>
       </w:r>
       <w:r>
         <w:rPr>
@@ -1569,7 +1712,52 @@
           <w:szCs w:val="24"/>
           <w:lang w:eastAsia="ru-RU"/>
         </w:rPr>
-        <w:t>Солнце → Лев</w:t>
+        <w:t xml:space="preserve">Солнце </w:t>
+      </w:r>
+      <w:r>
+        <w:rPr>
+          <w:rFonts w:ascii="inherit" w:eastAsia="Times New Roman" w:hAnsi="inherit" w:cs="Segoe UI"/>
+          <w:sz w:val="24"/>
+          <w:szCs w:val="24"/>
+          <w:lang w:eastAsia="ru-RU"/>
+        </w:rPr>
+        <w:t>управитель</w:t>
+      </w:r>
+      <w:r>
+        <w:rPr>
+          <w:rFonts w:ascii="inherit" w:eastAsia="Times New Roman" w:hAnsi="inherit" w:cs="Segoe UI"/>
+          <w:sz w:val="24"/>
+          <w:szCs w:val="24"/>
+          <w:lang w:eastAsia="ru-RU"/>
+        </w:rPr>
+        <w:t xml:space="preserve"> </w:t>
+      </w:r>
+      <w:r>
+        <w:rPr>
+          <w:rFonts w:ascii="inherit" w:eastAsia="Times New Roman" w:hAnsi="inherit" w:cs="Segoe UI"/>
+          <w:sz w:val="24"/>
+          <w:szCs w:val="24"/>
+          <w:lang w:eastAsia="ru-RU"/>
+        </w:rPr>
+        <w:t xml:space="preserve">знака </w:t>
+      </w:r>
+      <w:r>
+        <w:rPr>
+          <w:rFonts w:ascii="inherit" w:eastAsia="Times New Roman" w:hAnsi="inherit" w:cs="Segoe UI"/>
+          <w:sz w:val="24"/>
+          <w:szCs w:val="24"/>
+          <w:lang w:eastAsia="ru-RU"/>
+        </w:rPr>
+        <w:t>Лев</w:t>
+      </w:r>
+      <w:r>
+        <w:rPr>
+          <w:rFonts w:ascii="inherit" w:eastAsia="Times New Roman" w:hAnsi="inherit" w:cs="Segoe UI"/>
+          <w:sz w:val="24"/>
+          <w:szCs w:val="24"/>
+          <w:lang w:eastAsia="ru-RU"/>
+        </w:rPr>
+        <w:t xml:space="preserve"> (мужской).</w:t>
       </w:r>
     </w:p>
     <w:p>
@@ -1602,16 +1790,79 @@
           <w:szCs w:val="24"/>
           <w:lang w:eastAsia="ru-RU"/>
         </w:rPr>
-        <w:t>Луна → Рак</w:t>
-      </w:r>
-      <w:r>
-        <w:rPr>
-          <w:rFonts w:ascii="inherit" w:eastAsia="Times New Roman" w:hAnsi="inherit" w:cs="Segoe UI"/>
-          <w:sz w:val="24"/>
-          <w:szCs w:val="24"/>
-          <w:lang w:eastAsia="ru-RU"/>
-        </w:rPr>
-        <w:t xml:space="preserve"> ж</w:t>
+        <w:t xml:space="preserve">Луна </w:t>
+      </w:r>
+      <w:r>
+        <w:rPr>
+          <w:rFonts w:ascii="inherit" w:eastAsia="Times New Roman" w:hAnsi="inherit" w:cs="Segoe UI"/>
+          <w:sz w:val="24"/>
+          <w:szCs w:val="24"/>
+          <w:lang w:eastAsia="ru-RU"/>
+        </w:rPr>
+        <w:t>управитель</w:t>
+      </w:r>
+      <w:r>
+        <w:rPr>
+          <w:rFonts w:ascii="inherit" w:eastAsia="Times New Roman" w:hAnsi="inherit" w:cs="Segoe UI"/>
+          <w:sz w:val="24"/>
+          <w:szCs w:val="24"/>
+          <w:lang w:eastAsia="ru-RU"/>
+        </w:rPr>
+        <w:t xml:space="preserve"> </w:t>
+      </w:r>
+      <w:r>
+        <w:rPr>
+          <w:rFonts w:ascii="inherit" w:eastAsia="Times New Roman" w:hAnsi="inherit" w:cs="Segoe UI"/>
+          <w:sz w:val="24"/>
+          <w:szCs w:val="24"/>
+          <w:lang w:eastAsia="ru-RU"/>
+        </w:rPr>
+        <w:t>знака</w:t>
+      </w:r>
+      <w:r>
+        <w:rPr>
+          <w:rFonts w:ascii="inherit" w:eastAsia="Times New Roman" w:hAnsi="inherit" w:cs="Segoe UI"/>
+          <w:sz w:val="24"/>
+          <w:szCs w:val="24"/>
+          <w:lang w:eastAsia="ru-RU"/>
+        </w:rPr>
+        <w:t xml:space="preserve"> Рак</w:t>
+      </w:r>
+      <w:r>
+        <w:rPr>
+          <w:rFonts w:ascii="inherit" w:eastAsia="Times New Roman" w:hAnsi="inherit" w:cs="Segoe UI"/>
+          <w:sz w:val="24"/>
+          <w:szCs w:val="24"/>
+          <w:lang w:eastAsia="ru-RU"/>
+        </w:rPr>
+        <w:t xml:space="preserve"> </w:t>
+      </w:r>
+      <w:r>
+        <w:rPr>
+          <w:rFonts w:ascii="inherit" w:eastAsia="Times New Roman" w:hAnsi="inherit" w:cs="Segoe UI"/>
+          <w:sz w:val="24"/>
+          <w:szCs w:val="24"/>
+          <w:lang w:eastAsia="ru-RU"/>
+        </w:rPr>
+        <w:t>(</w:t>
+      </w:r>
+      <w:r>
+        <w:rPr>
+          <w:rFonts w:ascii="inherit" w:eastAsia="Times New Roman" w:hAnsi="inherit" w:cs="Segoe UI"/>
+          <w:sz w:val="24"/>
+          <w:szCs w:val="24"/>
+          <w:lang w:eastAsia="ru-RU"/>
+        </w:rPr>
+        <w:t>ж</w:t>
+      </w:r>
+      <w:r>
+        <w:rPr>
+          <w:rFonts w:ascii="inherit" w:eastAsia="Times New Roman" w:hAnsi="inherit" w:cs="Segoe UI"/>
+          <w:sz w:val="24"/>
+          <w:szCs w:val="24"/>
+          <w:lang w:eastAsia="ru-RU"/>
+        </w:rPr>
+        <w:t>енский).</w:t>
       </w:r>
     </w:p>
     <w:p>
@@ -1644,16 +1895,70 @@
           <w:szCs w:val="24"/>
           <w:lang w:eastAsia="ru-RU"/>
         </w:rPr>
-        <w:t>Меркурий → Близнецы</w:t>
-      </w:r>
-      <w:r>
-        <w:rPr>
-          <w:rFonts w:ascii="inherit" w:eastAsia="Times New Roman" w:hAnsi="inherit" w:cs="Segoe UI"/>
-          <w:sz w:val="24"/>
-          <w:szCs w:val="24"/>
-          <w:lang w:eastAsia="ru-RU"/>
-        </w:rPr>
-        <w:t xml:space="preserve"> м</w:t>
+        <w:t xml:space="preserve">Меркурий </w:t>
+      </w:r>
+      <w:r>
+        <w:rPr>
+          <w:rFonts w:ascii="inherit" w:eastAsia="Times New Roman" w:hAnsi="inherit" w:cs="Segoe UI"/>
+          <w:sz w:val="24"/>
+          <w:szCs w:val="24"/>
+          <w:lang w:eastAsia="ru-RU"/>
+        </w:rPr>
+        <w:t>управитель</w:t>
+      </w:r>
+      <w:r>
+        <w:rPr>
+          <w:rFonts w:ascii="inherit" w:eastAsia="Times New Roman" w:hAnsi="inherit" w:cs="Segoe UI"/>
+          <w:sz w:val="24"/>
+          <w:szCs w:val="24"/>
+          <w:lang w:eastAsia="ru-RU"/>
+        </w:rPr>
+        <w:t xml:space="preserve"> </w:t>
+      </w:r>
+      <w:r>
+        <w:rPr>
+          <w:rFonts w:ascii="inherit" w:eastAsia="Times New Roman" w:hAnsi="inherit" w:cs="Segoe UI"/>
+          <w:sz w:val="24"/>
+          <w:szCs w:val="24"/>
+          <w:lang w:eastAsia="ru-RU"/>
+        </w:rPr>
+        <w:t>знака</w:t>
+      </w:r>
+      <w:r>
+        <w:rPr>
+          <w:rFonts w:ascii="inherit" w:eastAsia="Times New Roman" w:hAnsi="inherit" w:cs="Segoe UI"/>
+          <w:sz w:val="24"/>
+          <w:szCs w:val="24"/>
+          <w:lang w:eastAsia="ru-RU"/>
+        </w:rPr>
+        <w:t xml:space="preserve"> </w:t>
+      </w:r>
+      <w:r>
+        <w:rPr>
+          <w:rFonts w:ascii="inherit" w:eastAsia="Times New Roman" w:hAnsi="inherit" w:cs="Segoe UI"/>
+          <w:sz w:val="24"/>
+          <w:szCs w:val="24"/>
+          <w:lang w:eastAsia="ru-RU"/>
+        </w:rPr>
+        <w:t>Близнецы</w:t>
+      </w:r>
+      <w:r>
+        <w:rPr>
+          <w:rFonts w:ascii="inherit" w:eastAsia="Times New Roman" w:hAnsi="inherit" w:cs="Segoe UI"/>
+          <w:sz w:val="24"/>
+          <w:szCs w:val="24"/>
+          <w:lang w:eastAsia="ru-RU"/>
+        </w:rPr>
+        <w:t xml:space="preserve"> </w:t>
+      </w:r>
+      <w:r>
+        <w:rPr>
+          <w:rFonts w:ascii="inherit" w:eastAsia="Times New Roman" w:hAnsi="inherit" w:cs="Segoe UI"/>
+          <w:sz w:val="24"/>
+          <w:szCs w:val="24"/>
+          <w:lang w:eastAsia="ru-RU"/>
+        </w:rPr>
+        <w:t>(мужской).</w:t>
       </w:r>
     </w:p>
     <w:p>
@@ -1686,16 +1991,70 @@
           <w:szCs w:val="24"/>
           <w:lang w:eastAsia="ru-RU"/>
         </w:rPr>
-        <w:t>Венера → Телец</w:t>
-      </w:r>
-      <w:r>
-        <w:rPr>
-          <w:rFonts w:ascii="inherit" w:eastAsia="Times New Roman" w:hAnsi="inherit" w:cs="Segoe UI"/>
-          <w:sz w:val="24"/>
-          <w:szCs w:val="24"/>
-          <w:lang w:eastAsia="ru-RU"/>
-        </w:rPr>
-        <w:t xml:space="preserve"> ж</w:t>
+        <w:t xml:space="preserve">Венера </w:t>
+      </w:r>
+      <w:r>
+        <w:rPr>
+          <w:rFonts w:ascii="inherit" w:eastAsia="Times New Roman" w:hAnsi="inherit" w:cs="Segoe UI"/>
+          <w:sz w:val="24"/>
+          <w:szCs w:val="24"/>
+          <w:lang w:eastAsia="ru-RU"/>
+        </w:rPr>
+        <w:t>управитель</w:t>
+      </w:r>
+      <w:r>
+        <w:rPr>
+          <w:rFonts w:ascii="inherit" w:eastAsia="Times New Roman" w:hAnsi="inherit" w:cs="Segoe UI"/>
+          <w:sz w:val="24"/>
+          <w:szCs w:val="24"/>
+          <w:lang w:eastAsia="ru-RU"/>
+        </w:rPr>
+        <w:t xml:space="preserve"> </w:t>
+      </w:r>
+      <w:r>
+        <w:rPr>
+          <w:rFonts w:ascii="inherit" w:eastAsia="Times New Roman" w:hAnsi="inherit" w:cs="Segoe UI"/>
+          <w:sz w:val="24"/>
+          <w:szCs w:val="24"/>
+          <w:lang w:eastAsia="ru-RU"/>
+        </w:rPr>
+        <w:t>знака</w:t>
+      </w:r>
+      <w:r>
+        <w:rPr>
+          <w:rFonts w:ascii="inherit" w:eastAsia="Times New Roman" w:hAnsi="inherit" w:cs="Segoe UI"/>
+          <w:sz w:val="24"/>
+          <w:szCs w:val="24"/>
+          <w:lang w:eastAsia="ru-RU"/>
+        </w:rPr>
+        <w:t xml:space="preserve"> </w:t>
+      </w:r>
+      <w:r>
+        <w:rPr>
+          <w:rFonts w:ascii="inherit" w:eastAsia="Times New Roman" w:hAnsi="inherit" w:cs="Segoe UI"/>
+          <w:sz w:val="24"/>
+          <w:szCs w:val="24"/>
+          <w:lang w:eastAsia="ru-RU"/>
+        </w:rPr>
+        <w:t>Телец</w:t>
+      </w:r>
+      <w:r>
+        <w:rPr>
+          <w:rFonts w:ascii="inherit" w:eastAsia="Times New Roman" w:hAnsi="inherit" w:cs="Segoe UI"/>
+          <w:sz w:val="24"/>
+          <w:szCs w:val="24"/>
+          <w:lang w:eastAsia="ru-RU"/>
+        </w:rPr>
+        <w:t xml:space="preserve"> </w:t>
+      </w:r>
+      <w:r>
+        <w:rPr>
+          <w:rFonts w:ascii="inherit" w:eastAsia="Times New Roman" w:hAnsi="inherit" w:cs="Segoe UI"/>
+          <w:sz w:val="24"/>
+          <w:szCs w:val="24"/>
+          <w:lang w:eastAsia="ru-RU"/>
+        </w:rPr>
+        <w:t>(женский).</w:t>
       </w:r>
     </w:p>
     <w:p>
@@ -1745,6 +2104,15 @@
           <w:lang w:eastAsia="ru-RU"/>
         </w:rPr>
         <w:t xml:space="preserve"> коллективные</w:t>
+      </w:r>
+      <w:r>
+        <w:rPr>
+          <w:rFonts w:ascii="Segoe UI" w:eastAsia="Times New Roman" w:hAnsi="Segoe UI" w:cs="Segoe UI"/>
+          <w:sz w:val="24"/>
+          <w:szCs w:val="24"/>
+          <w:lang w:eastAsia="ru-RU"/>
+        </w:rPr>
+        <w:t xml:space="preserve"> (социальные)</w:t>
       </w:r>
       <w:r>
         <w:rPr>
@@ -1786,16 +2154,70 @@
           <w:szCs w:val="24"/>
           <w:lang w:eastAsia="ru-RU"/>
         </w:rPr>
-        <w:t>Марс → Овен</w:t>
-      </w:r>
-      <w:r>
-        <w:rPr>
-          <w:rFonts w:ascii="inherit" w:eastAsia="Times New Roman" w:hAnsi="inherit" w:cs="Segoe UI"/>
-          <w:sz w:val="24"/>
-          <w:szCs w:val="24"/>
-          <w:lang w:eastAsia="ru-RU"/>
-        </w:rPr>
-        <w:t xml:space="preserve"> м</w:t>
+        <w:t xml:space="preserve">Марс </w:t>
+      </w:r>
+      <w:r>
+        <w:rPr>
+          <w:rFonts w:ascii="inherit" w:eastAsia="Times New Roman" w:hAnsi="inherit" w:cs="Segoe UI"/>
+          <w:sz w:val="24"/>
+          <w:szCs w:val="24"/>
+          <w:lang w:eastAsia="ru-RU"/>
+        </w:rPr>
+        <w:t>управитель</w:t>
+      </w:r>
+      <w:r>
+        <w:rPr>
+          <w:rFonts w:ascii="inherit" w:eastAsia="Times New Roman" w:hAnsi="inherit" w:cs="Segoe UI"/>
+          <w:sz w:val="24"/>
+          <w:szCs w:val="24"/>
+          <w:lang w:eastAsia="ru-RU"/>
+        </w:rPr>
+        <w:t xml:space="preserve"> </w:t>
+      </w:r>
+      <w:r>
+        <w:rPr>
+          <w:rFonts w:ascii="inherit" w:eastAsia="Times New Roman" w:hAnsi="inherit" w:cs="Segoe UI"/>
+          <w:sz w:val="24"/>
+          <w:szCs w:val="24"/>
+          <w:lang w:eastAsia="ru-RU"/>
+        </w:rPr>
+        <w:t>знака</w:t>
+      </w:r>
+      <w:r>
+        <w:rPr>
+          <w:rFonts w:ascii="inherit" w:eastAsia="Times New Roman" w:hAnsi="inherit" w:cs="Segoe UI"/>
+          <w:sz w:val="24"/>
+          <w:szCs w:val="24"/>
+          <w:lang w:eastAsia="ru-RU"/>
+        </w:rPr>
+        <w:t xml:space="preserve"> </w:t>
+      </w:r>
+      <w:r>
+        <w:rPr>
+          <w:rFonts w:ascii="inherit" w:eastAsia="Times New Roman" w:hAnsi="inherit" w:cs="Segoe UI"/>
+          <w:sz w:val="24"/>
+          <w:szCs w:val="24"/>
+          <w:lang w:eastAsia="ru-RU"/>
+        </w:rPr>
+        <w:t>Овен</w:t>
+      </w:r>
+      <w:r>
+        <w:rPr>
+          <w:rFonts w:ascii="inherit" w:eastAsia="Times New Roman" w:hAnsi="inherit" w:cs="Segoe UI"/>
+          <w:sz w:val="24"/>
+          <w:szCs w:val="24"/>
+          <w:lang w:eastAsia="ru-RU"/>
+        </w:rPr>
+        <w:t xml:space="preserve"> </w:t>
+      </w:r>
+      <w:r>
+        <w:rPr>
+          <w:rFonts w:ascii="inherit" w:eastAsia="Times New Roman" w:hAnsi="inherit" w:cs="Segoe UI"/>
+          <w:sz w:val="24"/>
+          <w:szCs w:val="24"/>
+          <w:lang w:eastAsia="ru-RU"/>
+        </w:rPr>
+        <w:t>(мужской).</w:t>
       </w:r>
     </w:p>
     <w:p>
@@ -1828,17 +2250,152 @@
           <w:szCs w:val="24"/>
           <w:lang w:eastAsia="ru-RU"/>
         </w:rPr>
-        <w:t>Церера → Рыбы</w:t>
-      </w:r>
-      <w:r>
-        <w:rPr>
-          <w:rFonts w:ascii="inherit" w:eastAsia="Times New Roman" w:hAnsi="inherit" w:cs="Segoe UI"/>
-          <w:sz w:val="24"/>
-          <w:szCs w:val="24"/>
-          <w:lang w:eastAsia="ru-RU"/>
-        </w:rPr>
-        <w:t xml:space="preserve"> ж</w:t>
-      </w:r>
+        <w:t xml:space="preserve">Церера </w:t>
+      </w:r>
+      <w:r>
+        <w:rPr>
+          <w:rFonts w:ascii="inherit" w:eastAsia="Times New Roman" w:hAnsi="inherit" w:cs="Segoe UI"/>
+          <w:sz w:val="24"/>
+          <w:szCs w:val="24"/>
+          <w:lang w:eastAsia="ru-RU"/>
+        </w:rPr>
+        <w:t>управитель</w:t>
+      </w:r>
+      <w:r>
+        <w:rPr>
+          <w:rFonts w:ascii="inherit" w:eastAsia="Times New Roman" w:hAnsi="inherit" w:cs="Segoe UI"/>
+          <w:sz w:val="24"/>
+          <w:szCs w:val="24"/>
+          <w:lang w:eastAsia="ru-RU"/>
+        </w:rPr>
+        <w:t xml:space="preserve"> </w:t>
+      </w:r>
+      <w:r>
+        <w:rPr>
+          <w:rFonts w:ascii="inherit" w:eastAsia="Times New Roman" w:hAnsi="inherit" w:cs="Segoe UI"/>
+          <w:sz w:val="24"/>
+          <w:szCs w:val="24"/>
+          <w:lang w:eastAsia="ru-RU"/>
+        </w:rPr>
+        <w:t>знака</w:t>
+      </w:r>
+      <w:r>
+        <w:rPr>
+          <w:rFonts w:ascii="inherit" w:eastAsia="Times New Roman" w:hAnsi="inherit" w:cs="Segoe UI"/>
+          <w:sz w:val="24"/>
+          <w:szCs w:val="24"/>
+          <w:lang w:eastAsia="ru-RU"/>
+        </w:rPr>
+        <w:t xml:space="preserve"> </w:t>
+      </w:r>
+      <w:r>
+        <w:rPr>
+          <w:rFonts w:ascii="inherit" w:eastAsia="Times New Roman" w:hAnsi="inherit" w:cs="Segoe UI"/>
+          <w:sz w:val="24"/>
+          <w:szCs w:val="24"/>
+          <w:lang w:eastAsia="ru-RU"/>
+        </w:rPr>
+        <w:t>Рыбы</w:t>
+      </w:r>
+      <w:r>
+        <w:rPr>
+          <w:rFonts w:ascii="inherit" w:eastAsia="Times New Roman" w:hAnsi="inherit" w:cs="Segoe UI"/>
+          <w:sz w:val="24"/>
+          <w:szCs w:val="24"/>
+          <w:lang w:eastAsia="ru-RU"/>
+        </w:rPr>
+        <w:t xml:space="preserve"> </w:t>
+      </w:r>
+      <w:r>
+        <w:rPr>
+          <w:rFonts w:ascii="inherit" w:eastAsia="Times New Roman" w:hAnsi="inherit" w:cs="Segoe UI"/>
+          <w:sz w:val="24"/>
+          <w:szCs w:val="24"/>
+          <w:lang w:eastAsia="ru-RU"/>
+        </w:rPr>
+        <w:t xml:space="preserve">(женский)., </w:t>
+      </w:r>
+      <w:proofErr w:type="spellStart"/>
+      <w:r>
+        <w:rPr>
+          <w:rStyle w:val="a6"/>
+          <w:rFonts w:ascii="Arial" w:hAnsi="Arial" w:cs="Arial"/>
+          <w:b/>
+          <w:bCs/>
+          <w:i w:val="0"/>
+          <w:iCs w:val="0"/>
+          <w:color w:val="767676"/>
+          <w:sz w:val="21"/>
+          <w:szCs w:val="21"/>
+          <w:shd w:val="clear" w:color="auto" w:fill="FFFFFF"/>
+        </w:rPr>
+        <w:t>Цере́ра</w:t>
+      </w:r>
+      <w:proofErr w:type="spellEnd"/>
+      <w:r>
+        <w:rPr>
+          <w:rFonts w:ascii="Arial" w:hAnsi="Arial" w:cs="Arial"/>
+          <w:color w:val="474747"/>
+          <w:sz w:val="21"/>
+          <w:szCs w:val="21"/>
+          <w:shd w:val="clear" w:color="auto" w:fill="FFFFFF"/>
+        </w:rPr>
+        <w:t xml:space="preserve"> (1 </w:t>
+      </w:r>
+      <w:proofErr w:type="spellStart"/>
+      <w:r>
+        <w:rPr>
+          <w:rFonts w:ascii="Arial" w:hAnsi="Arial" w:cs="Arial"/>
+          <w:color w:val="474747"/>
+          <w:sz w:val="21"/>
+          <w:szCs w:val="21"/>
+          <w:shd w:val="clear" w:color="auto" w:fill="FFFFFF"/>
+        </w:rPr>
+        <w:t>Ceres</w:t>
+      </w:r>
+      <w:proofErr w:type="spellEnd"/>
+      <w:r>
+        <w:rPr>
+          <w:rFonts w:ascii="Arial" w:hAnsi="Arial" w:cs="Arial"/>
+          <w:color w:val="474747"/>
+          <w:sz w:val="21"/>
+          <w:szCs w:val="21"/>
+          <w:shd w:val="clear" w:color="auto" w:fill="FFFFFF"/>
+        </w:rPr>
+        <w:t xml:space="preserve"> по каталогу ЦМП; символ: </w:t>
+      </w:r>
+      <w:proofErr w:type="gramStart"/>
+      <w:r>
+        <w:rPr>
+          <w:rFonts w:ascii="Segoe UI Symbol" w:hAnsi="Segoe UI Symbol" w:cs="Segoe UI Symbol"/>
+          <w:color w:val="474747"/>
+          <w:sz w:val="28"/>
+          <w:szCs w:val="28"/>
+          <w:shd w:val="clear" w:color="auto" w:fill="FFFFFF"/>
+        </w:rPr>
+        <w:t>⚳</w:t>
+      </w:r>
+      <w:r>
+        <w:rPr>
+          <w:rFonts w:cs="Segoe UI Symbol"/>
+          <w:color w:val="474747"/>
+          <w:sz w:val="28"/>
+          <w:szCs w:val="28"/>
+          <w:shd w:val="clear" w:color="auto" w:fill="FFFFFF"/>
+        </w:rPr>
+        <w:t xml:space="preserve"> </w:t>
+      </w:r>
+      <w:r>
+        <w:rPr>
+          <w:rFonts w:ascii="Arial" w:hAnsi="Arial" w:cs="Arial"/>
+          <w:color w:val="474747"/>
+          <w:sz w:val="21"/>
+          <w:szCs w:val="21"/>
+          <w:shd w:val="clear" w:color="auto" w:fill="FFFFFF"/>
+        </w:rPr>
+        <w:t>)</w:t>
+      </w:r>
+      <w:proofErr w:type="gramEnd"/>
     </w:p>
     <w:p>
       <w:pPr>
@@ -1870,16 +2427,70 @@
           <w:szCs w:val="24"/>
           <w:lang w:eastAsia="ru-RU"/>
         </w:rPr>
-        <w:t>Юпитер → Водолей</w:t>
-      </w:r>
-      <w:r>
-        <w:rPr>
-          <w:rFonts w:ascii="inherit" w:eastAsia="Times New Roman" w:hAnsi="inherit" w:cs="Segoe UI"/>
-          <w:sz w:val="24"/>
-          <w:szCs w:val="24"/>
-          <w:lang w:eastAsia="ru-RU"/>
-        </w:rPr>
-        <w:t xml:space="preserve"> м</w:t>
+        <w:t xml:space="preserve">Юпитер </w:t>
+      </w:r>
+      <w:r>
+        <w:rPr>
+          <w:rFonts w:ascii="inherit" w:eastAsia="Times New Roman" w:hAnsi="inherit" w:cs="Segoe UI"/>
+          <w:sz w:val="24"/>
+          <w:szCs w:val="24"/>
+          <w:lang w:eastAsia="ru-RU"/>
+        </w:rPr>
+        <w:t>управитель</w:t>
+      </w:r>
+      <w:r>
+        <w:rPr>
+          <w:rFonts w:ascii="inherit" w:eastAsia="Times New Roman" w:hAnsi="inherit" w:cs="Segoe UI"/>
+          <w:sz w:val="24"/>
+          <w:szCs w:val="24"/>
+          <w:lang w:eastAsia="ru-RU"/>
+        </w:rPr>
+        <w:t xml:space="preserve"> </w:t>
+      </w:r>
+      <w:r>
+        <w:rPr>
+          <w:rFonts w:ascii="inherit" w:eastAsia="Times New Roman" w:hAnsi="inherit" w:cs="Segoe UI"/>
+          <w:sz w:val="24"/>
+          <w:szCs w:val="24"/>
+          <w:lang w:eastAsia="ru-RU"/>
+        </w:rPr>
+        <w:t>знака</w:t>
+      </w:r>
+      <w:r>
+        <w:rPr>
+          <w:rFonts w:ascii="inherit" w:eastAsia="Times New Roman" w:hAnsi="inherit" w:cs="Segoe UI"/>
+          <w:sz w:val="24"/>
+          <w:szCs w:val="24"/>
+          <w:lang w:eastAsia="ru-RU"/>
+        </w:rPr>
+        <w:t xml:space="preserve"> </w:t>
+      </w:r>
+      <w:r>
+        <w:rPr>
+          <w:rFonts w:ascii="inherit" w:eastAsia="Times New Roman" w:hAnsi="inherit" w:cs="Segoe UI"/>
+          <w:sz w:val="24"/>
+          <w:szCs w:val="24"/>
+          <w:lang w:eastAsia="ru-RU"/>
+        </w:rPr>
+        <w:t>Водолей</w:t>
+      </w:r>
+      <w:r>
+        <w:rPr>
+          <w:rFonts w:ascii="inherit" w:eastAsia="Times New Roman" w:hAnsi="inherit" w:cs="Segoe UI"/>
+          <w:sz w:val="24"/>
+          <w:szCs w:val="24"/>
+          <w:lang w:eastAsia="ru-RU"/>
+        </w:rPr>
+        <w:t xml:space="preserve"> </w:t>
+      </w:r>
+      <w:r>
+        <w:rPr>
+          <w:rFonts w:ascii="inherit" w:eastAsia="Times New Roman" w:hAnsi="inherit" w:cs="Segoe UI"/>
+          <w:sz w:val="24"/>
+          <w:szCs w:val="24"/>
+          <w:lang w:eastAsia="ru-RU"/>
+        </w:rPr>
+        <w:t>(мужской).</w:t>
       </w:r>
     </w:p>
     <w:p>
@@ -1912,16 +2523,70 @@
           <w:szCs w:val="24"/>
           <w:lang w:eastAsia="ru-RU"/>
         </w:rPr>
-        <w:t>Сатурн → Козерог</w:t>
-      </w:r>
-      <w:r>
-        <w:rPr>
-          <w:rFonts w:ascii="inherit" w:eastAsia="Times New Roman" w:hAnsi="inherit" w:cs="Segoe UI"/>
-          <w:sz w:val="24"/>
-          <w:szCs w:val="24"/>
-          <w:lang w:eastAsia="ru-RU"/>
-        </w:rPr>
-        <w:t xml:space="preserve"> ж</w:t>
+        <w:t xml:space="preserve">Сатурн </w:t>
+      </w:r>
+      <w:r>
+        <w:rPr>
+          <w:rFonts w:ascii="inherit" w:eastAsia="Times New Roman" w:hAnsi="inherit" w:cs="Segoe UI"/>
+          <w:sz w:val="24"/>
+          <w:szCs w:val="24"/>
+          <w:lang w:eastAsia="ru-RU"/>
+        </w:rPr>
+        <w:t>управитель</w:t>
+      </w:r>
+      <w:r>
+        <w:rPr>
+          <w:rFonts w:ascii="inherit" w:eastAsia="Times New Roman" w:hAnsi="inherit" w:cs="Segoe UI"/>
+          <w:sz w:val="24"/>
+          <w:szCs w:val="24"/>
+          <w:lang w:eastAsia="ru-RU"/>
+        </w:rPr>
+        <w:t xml:space="preserve"> </w:t>
+      </w:r>
+      <w:r>
+        <w:rPr>
+          <w:rFonts w:ascii="inherit" w:eastAsia="Times New Roman" w:hAnsi="inherit" w:cs="Segoe UI"/>
+          <w:sz w:val="24"/>
+          <w:szCs w:val="24"/>
+          <w:lang w:eastAsia="ru-RU"/>
+        </w:rPr>
+        <w:t>знака</w:t>
+      </w:r>
+      <w:r>
+        <w:rPr>
+          <w:rFonts w:ascii="inherit" w:eastAsia="Times New Roman" w:hAnsi="inherit" w:cs="Segoe UI"/>
+          <w:sz w:val="24"/>
+          <w:szCs w:val="24"/>
+          <w:lang w:eastAsia="ru-RU"/>
+        </w:rPr>
+        <w:t xml:space="preserve"> </w:t>
+      </w:r>
+      <w:r>
+        <w:rPr>
+          <w:rFonts w:ascii="inherit" w:eastAsia="Times New Roman" w:hAnsi="inherit" w:cs="Segoe UI"/>
+          <w:sz w:val="24"/>
+          <w:szCs w:val="24"/>
+          <w:lang w:eastAsia="ru-RU"/>
+        </w:rPr>
+        <w:t>Козерог</w:t>
+      </w:r>
+      <w:r>
+        <w:rPr>
+          <w:rFonts w:ascii="inherit" w:eastAsia="Times New Roman" w:hAnsi="inherit" w:cs="Segoe UI"/>
+          <w:sz w:val="24"/>
+          <w:szCs w:val="24"/>
+          <w:lang w:eastAsia="ru-RU"/>
+        </w:rPr>
+        <w:t xml:space="preserve"> </w:t>
+      </w:r>
+      <w:r>
+        <w:rPr>
+          <w:rFonts w:ascii="inherit" w:eastAsia="Times New Roman" w:hAnsi="inherit" w:cs="Segoe UI"/>
+          <w:sz w:val="24"/>
+          <w:szCs w:val="24"/>
+          <w:lang w:eastAsia="ru-RU"/>
+        </w:rPr>
+        <w:t>(женский).</w:t>
       </w:r>
     </w:p>
     <w:p>
@@ -1954,16 +2619,70 @@
           <w:szCs w:val="24"/>
           <w:lang w:eastAsia="ru-RU"/>
         </w:rPr>
-        <w:t>Уран → Стрелец</w:t>
-      </w:r>
-      <w:r>
-        <w:rPr>
-          <w:rFonts w:ascii="inherit" w:eastAsia="Times New Roman" w:hAnsi="inherit" w:cs="Segoe UI"/>
-          <w:sz w:val="24"/>
-          <w:szCs w:val="24"/>
-          <w:lang w:eastAsia="ru-RU"/>
-        </w:rPr>
-        <w:t xml:space="preserve"> м</w:t>
+        <w:t xml:space="preserve">Уран </w:t>
+      </w:r>
+      <w:r>
+        <w:rPr>
+          <w:rFonts w:ascii="inherit" w:eastAsia="Times New Roman" w:hAnsi="inherit" w:cs="Segoe UI"/>
+          <w:sz w:val="24"/>
+          <w:szCs w:val="24"/>
+          <w:lang w:eastAsia="ru-RU"/>
+        </w:rPr>
+        <w:t>управитель</w:t>
+      </w:r>
+      <w:r>
+        <w:rPr>
+          <w:rFonts w:ascii="inherit" w:eastAsia="Times New Roman" w:hAnsi="inherit" w:cs="Segoe UI"/>
+          <w:sz w:val="24"/>
+          <w:szCs w:val="24"/>
+          <w:lang w:eastAsia="ru-RU"/>
+        </w:rPr>
+        <w:t xml:space="preserve"> </w:t>
+      </w:r>
+      <w:r>
+        <w:rPr>
+          <w:rFonts w:ascii="inherit" w:eastAsia="Times New Roman" w:hAnsi="inherit" w:cs="Segoe UI"/>
+          <w:sz w:val="24"/>
+          <w:szCs w:val="24"/>
+          <w:lang w:eastAsia="ru-RU"/>
+        </w:rPr>
+        <w:t>знака</w:t>
+      </w:r>
+      <w:r>
+        <w:rPr>
+          <w:rFonts w:ascii="inherit" w:eastAsia="Times New Roman" w:hAnsi="inherit" w:cs="Segoe UI"/>
+          <w:sz w:val="24"/>
+          <w:szCs w:val="24"/>
+          <w:lang w:eastAsia="ru-RU"/>
+        </w:rPr>
+        <w:t xml:space="preserve"> </w:t>
+      </w:r>
+      <w:r>
+        <w:rPr>
+          <w:rFonts w:ascii="inherit" w:eastAsia="Times New Roman" w:hAnsi="inherit" w:cs="Segoe UI"/>
+          <w:sz w:val="24"/>
+          <w:szCs w:val="24"/>
+          <w:lang w:eastAsia="ru-RU"/>
+        </w:rPr>
+        <w:t>Стрелец</w:t>
+      </w:r>
+      <w:r>
+        <w:rPr>
+          <w:rFonts w:ascii="inherit" w:eastAsia="Times New Roman" w:hAnsi="inherit" w:cs="Segoe UI"/>
+          <w:sz w:val="24"/>
+          <w:szCs w:val="24"/>
+          <w:lang w:eastAsia="ru-RU"/>
+        </w:rPr>
+        <w:t xml:space="preserve"> </w:t>
+      </w:r>
+      <w:r>
+        <w:rPr>
+          <w:rFonts w:ascii="inherit" w:eastAsia="Times New Roman" w:hAnsi="inherit" w:cs="Segoe UI"/>
+          <w:sz w:val="24"/>
+          <w:szCs w:val="24"/>
+          <w:lang w:eastAsia="ru-RU"/>
+        </w:rPr>
+        <w:t>(мужской).</w:t>
       </w:r>
     </w:p>
     <w:p>
@@ -1996,16 +2715,70 @@
           <w:szCs w:val="24"/>
           <w:lang w:eastAsia="ru-RU"/>
         </w:rPr>
-        <w:t>Нептун → Скорпион</w:t>
-      </w:r>
-      <w:r>
-        <w:rPr>
-          <w:rFonts w:ascii="inherit" w:eastAsia="Times New Roman" w:hAnsi="inherit" w:cs="Segoe UI"/>
-          <w:sz w:val="24"/>
-          <w:szCs w:val="24"/>
-          <w:lang w:eastAsia="ru-RU"/>
-        </w:rPr>
-        <w:t xml:space="preserve"> м</w:t>
+        <w:t xml:space="preserve">Нептун </w:t>
+      </w:r>
+      <w:r>
+        <w:rPr>
+          <w:rFonts w:ascii="inherit" w:eastAsia="Times New Roman" w:hAnsi="inherit" w:cs="Segoe UI"/>
+          <w:sz w:val="24"/>
+          <w:szCs w:val="24"/>
+          <w:lang w:eastAsia="ru-RU"/>
+        </w:rPr>
+        <w:t>управитель</w:t>
+      </w:r>
+      <w:r>
+        <w:rPr>
+          <w:rFonts w:ascii="inherit" w:eastAsia="Times New Roman" w:hAnsi="inherit" w:cs="Segoe UI"/>
+          <w:sz w:val="24"/>
+          <w:szCs w:val="24"/>
+          <w:lang w:eastAsia="ru-RU"/>
+        </w:rPr>
+        <w:t xml:space="preserve"> </w:t>
+      </w:r>
+      <w:r>
+        <w:rPr>
+          <w:rFonts w:ascii="inherit" w:eastAsia="Times New Roman" w:hAnsi="inherit" w:cs="Segoe UI"/>
+          <w:sz w:val="24"/>
+          <w:szCs w:val="24"/>
+          <w:lang w:eastAsia="ru-RU"/>
+        </w:rPr>
+        <w:t>знака</w:t>
+      </w:r>
+      <w:r>
+        <w:rPr>
+          <w:rFonts w:ascii="inherit" w:eastAsia="Times New Roman" w:hAnsi="inherit" w:cs="Segoe UI"/>
+          <w:sz w:val="24"/>
+          <w:szCs w:val="24"/>
+          <w:lang w:eastAsia="ru-RU"/>
+        </w:rPr>
+        <w:t xml:space="preserve"> </w:t>
+      </w:r>
+      <w:r>
+        <w:rPr>
+          <w:rFonts w:ascii="inherit" w:eastAsia="Times New Roman" w:hAnsi="inherit" w:cs="Segoe UI"/>
+          <w:sz w:val="24"/>
+          <w:szCs w:val="24"/>
+          <w:lang w:eastAsia="ru-RU"/>
+        </w:rPr>
+        <w:t>Скорпион</w:t>
+      </w:r>
+      <w:r>
+        <w:rPr>
+          <w:rFonts w:ascii="inherit" w:eastAsia="Times New Roman" w:hAnsi="inherit" w:cs="Segoe UI"/>
+          <w:sz w:val="24"/>
+          <w:szCs w:val="24"/>
+          <w:lang w:eastAsia="ru-RU"/>
+        </w:rPr>
+        <w:t xml:space="preserve"> </w:t>
+      </w:r>
+      <w:r>
+        <w:rPr>
+          <w:rFonts w:ascii="inherit" w:eastAsia="Times New Roman" w:hAnsi="inherit" w:cs="Segoe UI"/>
+          <w:sz w:val="24"/>
+          <w:szCs w:val="24"/>
+          <w:lang w:eastAsia="ru-RU"/>
+        </w:rPr>
+        <w:t>(женский).</w:t>
       </w:r>
     </w:p>
     <w:p>
@@ -2038,16 +2811,168 @@
           <w:szCs w:val="24"/>
           <w:lang w:eastAsia="ru-RU"/>
         </w:rPr>
-        <w:t>Плутон → Весы</w:t>
-      </w:r>
-      <w:r>
-        <w:rPr>
-          <w:rFonts w:ascii="inherit" w:eastAsia="Times New Roman" w:hAnsi="inherit" w:cs="Segoe UI"/>
-          <w:sz w:val="24"/>
-          <w:szCs w:val="24"/>
-          <w:lang w:eastAsia="ru-RU"/>
-        </w:rPr>
-        <w:t xml:space="preserve"> ж</w:t>
+        <w:t xml:space="preserve">Плутон </w:t>
+      </w:r>
+      <w:r>
+        <w:rPr>
+          <w:rFonts w:ascii="inherit" w:eastAsia="Times New Roman" w:hAnsi="inherit" w:cs="Segoe UI"/>
+          <w:sz w:val="24"/>
+          <w:szCs w:val="24"/>
+          <w:lang w:eastAsia="ru-RU"/>
+        </w:rPr>
+        <w:t>управитель</w:t>
+      </w:r>
+      <w:r>
+        <w:rPr>
+          <w:rFonts w:ascii="inherit" w:eastAsia="Times New Roman" w:hAnsi="inherit" w:cs="Segoe UI"/>
+          <w:sz w:val="24"/>
+          <w:szCs w:val="24"/>
+          <w:lang w:eastAsia="ru-RU"/>
+        </w:rPr>
+        <w:t xml:space="preserve"> </w:t>
+      </w:r>
+      <w:r>
+        <w:rPr>
+          <w:rFonts w:ascii="inherit" w:eastAsia="Times New Roman" w:hAnsi="inherit" w:cs="Segoe UI"/>
+          <w:sz w:val="24"/>
+          <w:szCs w:val="24"/>
+          <w:lang w:eastAsia="ru-RU"/>
+        </w:rPr>
+        <w:t>знака</w:t>
+      </w:r>
+      <w:r>
+        <w:rPr>
+          <w:rFonts w:ascii="inherit" w:eastAsia="Times New Roman" w:hAnsi="inherit" w:cs="Segoe UI"/>
+          <w:sz w:val="24"/>
+          <w:szCs w:val="24"/>
+          <w:lang w:eastAsia="ru-RU"/>
+        </w:rPr>
+        <w:t xml:space="preserve"> </w:t>
+      </w:r>
+      <w:r>
+        <w:rPr>
+          <w:rFonts w:ascii="inherit" w:eastAsia="Times New Roman" w:hAnsi="inherit" w:cs="Segoe UI"/>
+          <w:sz w:val="24"/>
+          <w:szCs w:val="24"/>
+          <w:lang w:eastAsia="ru-RU"/>
+        </w:rPr>
+        <w:t>Весы</w:t>
+      </w:r>
+      <w:r>
+        <w:rPr>
+          <w:rFonts w:ascii="inherit" w:eastAsia="Times New Roman" w:hAnsi="inherit" w:cs="Segoe UI"/>
+          <w:sz w:val="24"/>
+          <w:szCs w:val="24"/>
+          <w:lang w:eastAsia="ru-RU"/>
+        </w:rPr>
+        <w:t xml:space="preserve"> </w:t>
+      </w:r>
+      <w:r>
+        <w:rPr>
+          <w:rFonts w:ascii="inherit" w:eastAsia="Times New Roman" w:hAnsi="inherit" w:cs="Segoe UI"/>
+          <w:sz w:val="24"/>
+          <w:szCs w:val="24"/>
+          <w:lang w:eastAsia="ru-RU"/>
+        </w:rPr>
+        <w:t>(мужской).</w:t>
+      </w:r>
+    </w:p>
+    <w:p>
+      <w:pPr>
+        <w:numPr>
+          <w:ilvl w:val="0"/>
+          <w:numId w:val="2"/>
+        </w:numPr>
+        <w:pBdr>
+          <w:top w:val="single" w:sz="4" w:space="1" w:color="auto"/>
+          <w:left w:val="single" w:sz="4" w:space="4" w:color="auto"/>
+          <w:bottom w:val="single" w:sz="4" w:space="1" w:color="auto"/>
+          <w:right w:val="single" w:sz="4" w:space="4" w:color="auto"/>
+        </w:pBdr>
+        <w:shd w:val="clear" w:color="auto" w:fill="FFFFFF"/>
+        <w:spacing w:after="0" w:line="240" w:lineRule="auto"/>
+        <w:ind w:left="0" w:firstLine="0"/>
+        <w:textAlignment w:val="baseline"/>
+        <w:rPr>
+          <w:rFonts w:ascii="inherit" w:eastAsia="Times New Roman" w:hAnsi="inherit" w:cs="Segoe UI"/>
+          <w:sz w:val="24"/>
+          <w:szCs w:val="24"/>
+          <w:lang w:eastAsia="ru-RU"/>
+        </w:rPr>
+      </w:pPr>
+      <w:r>
+        <w:rPr>
+          <w:rFonts w:ascii="inherit" w:eastAsia="Times New Roman" w:hAnsi="inherit" w:cs="Segoe UI"/>
+          <w:sz w:val="24"/>
+          <w:szCs w:val="24"/>
+          <w:lang w:eastAsia="ru-RU"/>
+        </w:rPr>
+        <w:t xml:space="preserve">Эрида управитель знака Дева (женский), </w:t>
+      </w:r>
+      <w:proofErr w:type="spellStart"/>
+      <w:r>
+        <w:rPr>
+          <w:rFonts w:ascii="Arial" w:hAnsi="Arial" w:cs="Arial"/>
+          <w:b/>
+          <w:bCs/>
+          <w:color w:val="202122"/>
+          <w:shd w:val="clear" w:color="auto" w:fill="FFFFFF"/>
+        </w:rPr>
+        <w:t>Эри́да</w:t>
+      </w:r>
+      <w:proofErr w:type="spellEnd"/>
+      <w:r>
+        <w:rPr>
+          <w:rFonts w:ascii="Arial" w:hAnsi="Arial" w:cs="Arial"/>
+          <w:color w:val="202122"/>
+          <w:shd w:val="clear" w:color="auto" w:fill="FFFFFF"/>
+        </w:rPr>
+        <w:t> (</w:t>
+      </w:r>
+      <w:r>
+        <w:rPr>
+          <w:rFonts w:ascii="Arial" w:hAnsi="Arial" w:cs="Arial"/>
+          <w:b/>
+          <w:bCs/>
+          <w:color w:val="202122"/>
+          <w:shd w:val="clear" w:color="auto" w:fill="FFFFFF"/>
+        </w:rPr>
+        <w:t xml:space="preserve">136199 </w:t>
+      </w:r>
+      <w:proofErr w:type="spellStart"/>
+      <w:r>
+        <w:rPr>
+          <w:rFonts w:ascii="Arial" w:hAnsi="Arial" w:cs="Arial"/>
+          <w:b/>
+          <w:bCs/>
+          <w:color w:val="202122"/>
+          <w:shd w:val="clear" w:color="auto" w:fill="FFFFFF"/>
+        </w:rPr>
+        <w:t>Eris</w:t>
+      </w:r>
+      <w:proofErr w:type="spellEnd"/>
+      <w:r>
+        <w:rPr>
+          <w:rFonts w:ascii="Arial" w:hAnsi="Arial" w:cs="Arial"/>
+          <w:color w:val="202122"/>
+          <w:shd w:val="clear" w:color="auto" w:fill="FFFFFF"/>
+        </w:rPr>
+        <w:t> по каталогу </w:t>
+      </w:r>
+      <w:hyperlink r:id="rId5" w:tooltip="Центр малых планет" w:history="1">
+        <w:r>
+          <w:rPr>
+            <w:rStyle w:val="a4"/>
+            <w:rFonts w:ascii="Arial" w:hAnsi="Arial" w:cs="Arial"/>
+            <w:color w:val="3366CC"/>
+            <w:u w:val="none"/>
+            <w:shd w:val="clear" w:color="auto" w:fill="FFFFFF"/>
+          </w:rPr>
+          <w:t>Центра малых планет</w:t>
+        </w:r>
+      </w:hyperlink>
+      <w:r>
+        <w:t>).</w:t>
       </w:r>
     </w:p>
     <w:p>
@@ -2065,6 +2990,635 @@
     </w:p>
     <w:p>
       <w:pPr>
+        <w:pBdr>
+          <w:top w:val="single" w:sz="4" w:space="1" w:color="auto"/>
+          <w:left w:val="single" w:sz="4" w:space="4" w:color="auto"/>
+          <w:bottom w:val="single" w:sz="4" w:space="1" w:color="auto"/>
+          <w:right w:val="single" w:sz="4" w:space="4" w:color="auto"/>
+        </w:pBdr>
+        <w:spacing w:after="0" w:line="240" w:lineRule="auto"/>
+        <w:jc w:val="center"/>
+        <w:rPr>
+          <w:rFonts w:ascii="Arial" w:hAnsi="Arial" w:cs="Arial"/>
+          <w:color w:val="0F0F0F"/>
+          <w:sz w:val="28"/>
+          <w:szCs w:val="28"/>
+          <w:shd w:val="clear" w:color="auto" w:fill="FFFFFF"/>
+        </w:rPr>
+      </w:pPr>
+      <w:r>
+        <w:rPr>
+          <w:rFonts w:ascii="Arial" w:hAnsi="Arial" w:cs="Arial"/>
+          <w:color w:val="0F0F0F"/>
+          <w:sz w:val="28"/>
+          <w:szCs w:val="28"/>
+          <w:shd w:val="clear" w:color="auto" w:fill="FFFFFF"/>
+        </w:rPr>
+        <w:t>Дома, как Сферы жизни.</w:t>
+      </w:r>
+    </w:p>
+    <w:p>
+      <w:pPr>
+        <w:pBdr>
+          <w:top w:val="single" w:sz="4" w:space="1" w:color="auto"/>
+          <w:left w:val="single" w:sz="4" w:space="4" w:color="auto"/>
+          <w:bottom w:val="single" w:sz="4" w:space="1" w:color="auto"/>
+          <w:right w:val="single" w:sz="4" w:space="4" w:color="auto"/>
+        </w:pBdr>
+        <w:spacing w:after="0" w:line="240" w:lineRule="auto"/>
+        <w:rPr>
+          <w:rFonts w:ascii="Arial" w:hAnsi="Arial" w:cs="Arial"/>
+          <w:color w:val="0F0F0F"/>
+          <w:sz w:val="28"/>
+          <w:szCs w:val="28"/>
+          <w:shd w:val="clear" w:color="auto" w:fill="FFFFFF"/>
+        </w:rPr>
+      </w:pPr>
+      <w:r>
+        <w:rPr>
+          <w:rFonts w:ascii="Arial" w:hAnsi="Arial" w:cs="Arial"/>
+          <w:color w:val="0F0F0F"/>
+          <w:sz w:val="28"/>
+          <w:szCs w:val="28"/>
+          <w:shd w:val="clear" w:color="auto" w:fill="FFFFFF"/>
+        </w:rPr>
+        <w:t>1-ый дом – Волевая сфера (сфера активных действий)</w:t>
+      </w:r>
+      <w:r>
+        <w:rPr>
+          <w:rFonts w:ascii="Arial" w:hAnsi="Arial" w:cs="Arial"/>
+          <w:color w:val="0F0F0F"/>
+          <w:sz w:val="28"/>
+          <w:szCs w:val="28"/>
+          <w:shd w:val="clear" w:color="auto" w:fill="FFFFFF"/>
+        </w:rPr>
+        <w:t>.</w:t>
+      </w:r>
+    </w:p>
+    <w:p>
+      <w:pPr>
+        <w:pBdr>
+          <w:top w:val="single" w:sz="4" w:space="1" w:color="auto"/>
+          <w:left w:val="single" w:sz="4" w:space="4" w:color="auto"/>
+          <w:bottom w:val="single" w:sz="4" w:space="1" w:color="auto"/>
+          <w:right w:val="single" w:sz="4" w:space="4" w:color="auto"/>
+        </w:pBdr>
+        <w:spacing w:after="0" w:line="240" w:lineRule="auto"/>
+        <w:rPr>
+          <w:rFonts w:ascii="Arial" w:hAnsi="Arial" w:cs="Arial"/>
+          <w:color w:val="0F0F0F"/>
+          <w:sz w:val="28"/>
+          <w:szCs w:val="28"/>
+          <w:shd w:val="clear" w:color="auto" w:fill="FFFFFF"/>
+        </w:rPr>
+      </w:pPr>
+      <w:r>
+        <w:rPr>
+          <w:rFonts w:ascii="Arial" w:hAnsi="Arial" w:cs="Arial"/>
+          <w:color w:val="0F0F0F"/>
+          <w:sz w:val="28"/>
+          <w:szCs w:val="28"/>
+          <w:shd w:val="clear" w:color="auto" w:fill="FFFFFF"/>
+        </w:rPr>
+        <w:t>2-ой дом – Материальная сфера (сфера накопления, ресурсов, собственности)</w:t>
+      </w:r>
+      <w:r>
+        <w:rPr>
+          <w:rFonts w:ascii="Arial" w:hAnsi="Arial" w:cs="Arial"/>
+          <w:color w:val="0F0F0F"/>
+          <w:sz w:val="28"/>
+          <w:szCs w:val="28"/>
+          <w:shd w:val="clear" w:color="auto" w:fill="FFFFFF"/>
+        </w:rPr>
+        <w:t>.</w:t>
+      </w:r>
+    </w:p>
+    <w:p>
+      <w:pPr>
+        <w:pBdr>
+          <w:top w:val="single" w:sz="4" w:space="1" w:color="auto"/>
+          <w:left w:val="single" w:sz="4" w:space="4" w:color="auto"/>
+          <w:bottom w:val="single" w:sz="4" w:space="1" w:color="auto"/>
+          <w:right w:val="single" w:sz="4" w:space="4" w:color="auto"/>
+        </w:pBdr>
+        <w:spacing w:after="0" w:line="240" w:lineRule="auto"/>
+        <w:rPr>
+          <w:rFonts w:ascii="Arial" w:hAnsi="Arial" w:cs="Arial"/>
+          <w:color w:val="0F0F0F"/>
+          <w:sz w:val="28"/>
+          <w:szCs w:val="28"/>
+          <w:shd w:val="clear" w:color="auto" w:fill="FFFFFF"/>
+        </w:rPr>
+      </w:pPr>
+      <w:r>
+        <w:rPr>
+          <w:rFonts w:ascii="Arial" w:hAnsi="Arial" w:cs="Arial"/>
+          <w:color w:val="0F0F0F"/>
+          <w:sz w:val="28"/>
+          <w:szCs w:val="28"/>
+          <w:shd w:val="clear" w:color="auto" w:fill="FFFFFF"/>
+        </w:rPr>
+        <w:t>3-ий дом – Интеллектуальная сфера (образовательная сфера, коммуникации)</w:t>
+      </w:r>
+      <w:r>
+        <w:rPr>
+          <w:rFonts w:ascii="Arial" w:hAnsi="Arial" w:cs="Arial"/>
+          <w:color w:val="0F0F0F"/>
+          <w:sz w:val="28"/>
+          <w:szCs w:val="28"/>
+          <w:shd w:val="clear" w:color="auto" w:fill="FFFFFF"/>
+        </w:rPr>
+        <w:t>.</w:t>
+      </w:r>
+    </w:p>
+    <w:p>
+      <w:pPr>
+        <w:pBdr>
+          <w:top w:val="single" w:sz="4" w:space="1" w:color="auto"/>
+          <w:left w:val="single" w:sz="4" w:space="4" w:color="auto"/>
+          <w:bottom w:val="single" w:sz="4" w:space="1" w:color="auto"/>
+          <w:right w:val="single" w:sz="4" w:space="4" w:color="auto"/>
+        </w:pBdr>
+        <w:spacing w:after="0" w:line="240" w:lineRule="auto"/>
+        <w:rPr>
+          <w:rFonts w:ascii="Arial" w:hAnsi="Arial" w:cs="Arial"/>
+          <w:color w:val="0F0F0F"/>
+          <w:sz w:val="28"/>
+          <w:szCs w:val="28"/>
+          <w:shd w:val="clear" w:color="auto" w:fill="FFFFFF"/>
+        </w:rPr>
+      </w:pPr>
+      <w:r>
+        <w:rPr>
+          <w:rFonts w:ascii="Arial" w:hAnsi="Arial" w:cs="Arial"/>
+          <w:color w:val="0F0F0F"/>
+          <w:sz w:val="28"/>
+          <w:szCs w:val="28"/>
+          <w:shd w:val="clear" w:color="auto" w:fill="FFFFFF"/>
+        </w:rPr>
+        <w:t>4-ый дом – Семейная сфера (сфера жилья, близкие родственники, забота)</w:t>
+      </w:r>
+      <w:r>
+        <w:rPr>
+          <w:rFonts w:ascii="Arial" w:hAnsi="Arial" w:cs="Arial"/>
+          <w:color w:val="0F0F0F"/>
+          <w:sz w:val="28"/>
+          <w:szCs w:val="28"/>
+          <w:shd w:val="clear" w:color="auto" w:fill="FFFFFF"/>
+        </w:rPr>
+        <w:t>.</w:t>
+      </w:r>
+    </w:p>
+    <w:p>
+      <w:pPr>
+        <w:pBdr>
+          <w:top w:val="single" w:sz="4" w:space="1" w:color="auto"/>
+          <w:left w:val="single" w:sz="4" w:space="4" w:color="auto"/>
+          <w:bottom w:val="single" w:sz="4" w:space="1" w:color="auto"/>
+          <w:right w:val="single" w:sz="4" w:space="4" w:color="auto"/>
+        </w:pBdr>
+        <w:spacing w:after="0" w:line="240" w:lineRule="auto"/>
+        <w:rPr>
+          <w:rFonts w:ascii="Arial" w:hAnsi="Arial" w:cs="Arial"/>
+          <w:color w:val="0F0F0F"/>
+          <w:sz w:val="28"/>
+          <w:szCs w:val="28"/>
+          <w:shd w:val="clear" w:color="auto" w:fill="FFFFFF"/>
+        </w:rPr>
+      </w:pPr>
+      <w:r>
+        <w:rPr>
+          <w:rFonts w:ascii="Arial" w:hAnsi="Arial" w:cs="Arial"/>
+          <w:color w:val="0F0F0F"/>
+          <w:sz w:val="28"/>
+          <w:szCs w:val="28"/>
+          <w:shd w:val="clear" w:color="auto" w:fill="FFFFFF"/>
+        </w:rPr>
+        <w:t>5-ый дом – Развлекательная сфера (сфера выступления, презентации, игра)</w:t>
+      </w:r>
+      <w:r>
+        <w:rPr>
+          <w:rFonts w:ascii="Arial" w:hAnsi="Arial" w:cs="Arial"/>
+          <w:color w:val="0F0F0F"/>
+          <w:sz w:val="28"/>
+          <w:szCs w:val="28"/>
+          <w:shd w:val="clear" w:color="auto" w:fill="FFFFFF"/>
+        </w:rPr>
+        <w:t>.</w:t>
+      </w:r>
+    </w:p>
+    <w:p>
+      <w:pPr>
+        <w:pBdr>
+          <w:top w:val="single" w:sz="4" w:space="1" w:color="auto"/>
+          <w:left w:val="single" w:sz="4" w:space="4" w:color="auto"/>
+          <w:bottom w:val="single" w:sz="4" w:space="1" w:color="auto"/>
+          <w:right w:val="single" w:sz="4" w:space="4" w:color="auto"/>
+        </w:pBdr>
+        <w:spacing w:after="0" w:line="240" w:lineRule="auto"/>
+        <w:rPr>
+          <w:rFonts w:ascii="Arial" w:hAnsi="Arial" w:cs="Arial"/>
+          <w:color w:val="0F0F0F"/>
+          <w:sz w:val="28"/>
+          <w:szCs w:val="28"/>
+          <w:shd w:val="clear" w:color="auto" w:fill="FFFFFF"/>
+        </w:rPr>
+      </w:pPr>
+      <w:r>
+        <w:rPr>
+          <w:rFonts w:ascii="Arial" w:hAnsi="Arial" w:cs="Arial"/>
+          <w:color w:val="0F0F0F"/>
+          <w:sz w:val="28"/>
+          <w:szCs w:val="28"/>
+          <w:shd w:val="clear" w:color="auto" w:fill="FFFFFF"/>
+        </w:rPr>
+        <w:lastRenderedPageBreak/>
+        <w:t xml:space="preserve">6-ой дом – </w:t>
+      </w:r>
+      <w:r>
+        <w:rPr>
+          <w:rFonts w:ascii="Arial" w:hAnsi="Arial" w:cs="Arial"/>
+          <w:color w:val="0F0F0F"/>
+          <w:sz w:val="28"/>
+          <w:szCs w:val="28"/>
+          <w:shd w:val="clear" w:color="auto" w:fill="FFFFFF"/>
+        </w:rPr>
+        <w:t>С</w:t>
+      </w:r>
+      <w:r>
+        <w:rPr>
+          <w:rFonts w:ascii="Arial" w:hAnsi="Arial" w:cs="Arial"/>
+          <w:color w:val="0F0F0F"/>
+          <w:sz w:val="28"/>
+          <w:szCs w:val="28"/>
+          <w:shd w:val="clear" w:color="auto" w:fill="FFFFFF"/>
+        </w:rPr>
+        <w:t xml:space="preserve">фера здоровья (сфера </w:t>
+      </w:r>
+      <w:r>
+        <w:rPr>
+          <w:rFonts w:ascii="Arial" w:hAnsi="Arial" w:cs="Arial"/>
+          <w:color w:val="0F0F0F"/>
+          <w:sz w:val="28"/>
+          <w:szCs w:val="28"/>
+          <w:shd w:val="clear" w:color="auto" w:fill="FFFFFF"/>
+        </w:rPr>
+        <w:t>услуг</w:t>
+      </w:r>
+      <w:r>
+        <w:rPr>
+          <w:rFonts w:ascii="Arial" w:hAnsi="Arial" w:cs="Arial"/>
+          <w:color w:val="0F0F0F"/>
+          <w:sz w:val="28"/>
+          <w:szCs w:val="28"/>
+          <w:shd w:val="clear" w:color="auto" w:fill="FFFFFF"/>
+        </w:rPr>
+        <w:t>, трудовая сфера)</w:t>
+      </w:r>
+      <w:r>
+        <w:rPr>
+          <w:rFonts w:ascii="Arial" w:hAnsi="Arial" w:cs="Arial"/>
+          <w:color w:val="0F0F0F"/>
+          <w:sz w:val="28"/>
+          <w:szCs w:val="28"/>
+          <w:shd w:val="clear" w:color="auto" w:fill="FFFFFF"/>
+        </w:rPr>
+        <w:t>.</w:t>
+      </w:r>
+    </w:p>
+    <w:p>
+      <w:pPr>
+        <w:pBdr>
+          <w:top w:val="single" w:sz="4" w:space="1" w:color="auto"/>
+          <w:left w:val="single" w:sz="4" w:space="4" w:color="auto"/>
+          <w:bottom w:val="single" w:sz="4" w:space="1" w:color="auto"/>
+          <w:right w:val="single" w:sz="4" w:space="4" w:color="auto"/>
+        </w:pBdr>
+        <w:spacing w:after="0" w:line="240" w:lineRule="auto"/>
+        <w:rPr>
+          <w:rFonts w:ascii="Arial" w:hAnsi="Arial" w:cs="Arial"/>
+          <w:color w:val="0F0F0F"/>
+          <w:sz w:val="28"/>
+          <w:szCs w:val="28"/>
+          <w:shd w:val="clear" w:color="auto" w:fill="FFFFFF"/>
+        </w:rPr>
+      </w:pPr>
+      <w:r>
+        <w:rPr>
+          <w:rFonts w:ascii="Arial" w:hAnsi="Arial" w:cs="Arial"/>
+          <w:color w:val="0F0F0F"/>
+          <w:sz w:val="28"/>
+          <w:szCs w:val="28"/>
+          <w:shd w:val="clear" w:color="auto" w:fill="FFFFFF"/>
+        </w:rPr>
+        <w:t xml:space="preserve">7-ой дом – </w:t>
+      </w:r>
+      <w:r>
+        <w:rPr>
+          <w:rFonts w:ascii="Arial" w:hAnsi="Arial" w:cs="Arial"/>
+          <w:color w:val="0F0F0F"/>
+          <w:sz w:val="28"/>
+          <w:szCs w:val="28"/>
+          <w:shd w:val="clear" w:color="auto" w:fill="FFFFFF"/>
+        </w:rPr>
+        <w:t>С</w:t>
+      </w:r>
+      <w:r>
+        <w:rPr>
+          <w:rFonts w:ascii="Arial" w:hAnsi="Arial" w:cs="Arial"/>
+          <w:color w:val="0F0F0F"/>
+          <w:sz w:val="28"/>
+          <w:szCs w:val="28"/>
+          <w:shd w:val="clear" w:color="auto" w:fill="FFFFFF"/>
+        </w:rPr>
+        <w:t>фера взаимоотношений (партнёрства, пары)</w:t>
+      </w:r>
+      <w:r>
+        <w:rPr>
+          <w:rFonts w:ascii="Arial" w:hAnsi="Arial" w:cs="Arial"/>
+          <w:color w:val="0F0F0F"/>
+          <w:sz w:val="28"/>
+          <w:szCs w:val="28"/>
+          <w:shd w:val="clear" w:color="auto" w:fill="FFFFFF"/>
+        </w:rPr>
+        <w:t>.</w:t>
+      </w:r>
+    </w:p>
+    <w:p>
+      <w:pPr>
+        <w:pBdr>
+          <w:top w:val="single" w:sz="4" w:space="1" w:color="auto"/>
+          <w:left w:val="single" w:sz="4" w:space="4" w:color="auto"/>
+          <w:bottom w:val="single" w:sz="4" w:space="1" w:color="auto"/>
+          <w:right w:val="single" w:sz="4" w:space="4" w:color="auto"/>
+        </w:pBdr>
+        <w:spacing w:after="0" w:line="240" w:lineRule="auto"/>
+        <w:rPr>
+          <w:rFonts w:ascii="Arial" w:hAnsi="Arial" w:cs="Arial"/>
+          <w:color w:val="0F0F0F"/>
+          <w:sz w:val="28"/>
+          <w:szCs w:val="28"/>
+          <w:shd w:val="clear" w:color="auto" w:fill="FFFFFF"/>
+        </w:rPr>
+      </w:pPr>
+      <w:r>
+        <w:rPr>
+          <w:rFonts w:ascii="Arial" w:hAnsi="Arial" w:cs="Arial"/>
+          <w:color w:val="0F0F0F"/>
+          <w:sz w:val="28"/>
+          <w:szCs w:val="28"/>
+          <w:shd w:val="clear" w:color="auto" w:fill="FFFFFF"/>
+        </w:rPr>
+        <w:t>8-ой дом –</w:t>
+      </w:r>
+      <w:r>
+        <w:rPr>
+          <w:rFonts w:ascii="Arial" w:hAnsi="Arial" w:cs="Arial"/>
+          <w:color w:val="0F0F0F"/>
+          <w:sz w:val="28"/>
+          <w:szCs w:val="28"/>
+          <w:shd w:val="clear" w:color="auto" w:fill="FFFFFF"/>
+        </w:rPr>
+        <w:t xml:space="preserve"> Ф</w:t>
+      </w:r>
+      <w:r>
+        <w:rPr>
+          <w:rFonts w:ascii="Arial" w:hAnsi="Arial" w:cs="Arial"/>
+          <w:color w:val="0F0F0F"/>
+          <w:sz w:val="28"/>
+          <w:szCs w:val="28"/>
+          <w:shd w:val="clear" w:color="auto" w:fill="FFFFFF"/>
+        </w:rPr>
+        <w:t>инансовая сфера (экономическая деятельность)</w:t>
+      </w:r>
+      <w:r>
+        <w:rPr>
+          <w:rFonts w:ascii="Arial" w:hAnsi="Arial" w:cs="Arial"/>
+          <w:color w:val="0F0F0F"/>
+          <w:sz w:val="28"/>
+          <w:szCs w:val="28"/>
+          <w:shd w:val="clear" w:color="auto" w:fill="FFFFFF"/>
+        </w:rPr>
+        <w:t>.</w:t>
+      </w:r>
+    </w:p>
+    <w:p>
+      <w:pPr>
+        <w:pBdr>
+          <w:top w:val="single" w:sz="4" w:space="1" w:color="auto"/>
+          <w:left w:val="single" w:sz="4" w:space="4" w:color="auto"/>
+          <w:bottom w:val="single" w:sz="4" w:space="1" w:color="auto"/>
+          <w:right w:val="single" w:sz="4" w:space="4" w:color="auto"/>
+        </w:pBdr>
+        <w:spacing w:after="0" w:line="240" w:lineRule="auto"/>
+        <w:rPr>
+          <w:rFonts w:ascii="Arial" w:hAnsi="Arial" w:cs="Arial"/>
+          <w:color w:val="0F0F0F"/>
+          <w:sz w:val="28"/>
+          <w:szCs w:val="28"/>
+          <w:shd w:val="clear" w:color="auto" w:fill="FFFFFF"/>
+        </w:rPr>
+      </w:pPr>
+      <w:r>
+        <w:rPr>
+          <w:rFonts w:ascii="Arial" w:hAnsi="Arial" w:cs="Arial"/>
+          <w:color w:val="0F0F0F"/>
+          <w:sz w:val="28"/>
+          <w:szCs w:val="28"/>
+          <w:shd w:val="clear" w:color="auto" w:fill="FFFFFF"/>
+        </w:rPr>
+        <w:t xml:space="preserve">9-ый дом – </w:t>
+      </w:r>
+      <w:r>
+        <w:rPr>
+          <w:rFonts w:ascii="Arial" w:hAnsi="Arial" w:cs="Arial"/>
+          <w:color w:val="0F0F0F"/>
+          <w:sz w:val="28"/>
+          <w:szCs w:val="28"/>
+          <w:shd w:val="clear" w:color="auto" w:fill="FFFFFF"/>
+        </w:rPr>
+        <w:t>Т</w:t>
+      </w:r>
+      <w:r>
+        <w:rPr>
+          <w:rFonts w:ascii="Arial" w:hAnsi="Arial" w:cs="Arial"/>
+          <w:color w:val="0F0F0F"/>
+          <w:sz w:val="28"/>
+          <w:szCs w:val="28"/>
+          <w:shd w:val="clear" w:color="auto" w:fill="FFFFFF"/>
+        </w:rPr>
+        <w:t>уристическая сфера (сфера выдачи накопленных знаний).</w:t>
+      </w:r>
+    </w:p>
+    <w:p>
+      <w:pPr>
+        <w:pBdr>
+          <w:top w:val="single" w:sz="4" w:space="1" w:color="auto"/>
+          <w:left w:val="single" w:sz="4" w:space="4" w:color="auto"/>
+          <w:bottom w:val="single" w:sz="4" w:space="1" w:color="auto"/>
+          <w:right w:val="single" w:sz="4" w:space="4" w:color="auto"/>
+        </w:pBdr>
+        <w:spacing w:after="0" w:line="240" w:lineRule="auto"/>
+        <w:rPr>
+          <w:rFonts w:ascii="Arial" w:hAnsi="Arial" w:cs="Arial"/>
+          <w:color w:val="0F0F0F"/>
+          <w:sz w:val="28"/>
+          <w:szCs w:val="28"/>
+          <w:shd w:val="clear" w:color="auto" w:fill="FFFFFF"/>
+        </w:rPr>
+      </w:pPr>
+      <w:r>
+        <w:rPr>
+          <w:rFonts w:ascii="Arial" w:hAnsi="Arial" w:cs="Arial"/>
+          <w:color w:val="0F0F0F"/>
+          <w:sz w:val="28"/>
+          <w:szCs w:val="28"/>
+          <w:shd w:val="clear" w:color="auto" w:fill="FFFFFF"/>
+        </w:rPr>
+        <w:t xml:space="preserve">10-ый дом – </w:t>
+      </w:r>
+      <w:r>
+        <w:rPr>
+          <w:rFonts w:ascii="Arial" w:hAnsi="Arial" w:cs="Arial"/>
+          <w:color w:val="0F0F0F"/>
+          <w:sz w:val="28"/>
+          <w:szCs w:val="28"/>
+          <w:shd w:val="clear" w:color="auto" w:fill="FFFFFF"/>
+        </w:rPr>
+        <w:t>Д</w:t>
+      </w:r>
+      <w:r>
+        <w:rPr>
+          <w:rFonts w:ascii="Arial" w:hAnsi="Arial" w:cs="Arial"/>
+          <w:color w:val="0F0F0F"/>
+          <w:sz w:val="28"/>
+          <w:szCs w:val="28"/>
+          <w:shd w:val="clear" w:color="auto" w:fill="FFFFFF"/>
+        </w:rPr>
+        <w:t>еловая сфера (карьера, достижения, административная сфера).</w:t>
+      </w:r>
+    </w:p>
+    <w:p>
+      <w:pPr>
+        <w:pBdr>
+          <w:top w:val="single" w:sz="4" w:space="1" w:color="auto"/>
+          <w:left w:val="single" w:sz="4" w:space="4" w:color="auto"/>
+          <w:bottom w:val="single" w:sz="4" w:space="1" w:color="auto"/>
+          <w:right w:val="single" w:sz="4" w:space="4" w:color="auto"/>
+        </w:pBdr>
+        <w:spacing w:after="0" w:line="240" w:lineRule="auto"/>
+        <w:rPr>
+          <w:rFonts w:ascii="Arial" w:hAnsi="Arial" w:cs="Arial"/>
+          <w:color w:val="0F0F0F"/>
+          <w:sz w:val="28"/>
+          <w:szCs w:val="28"/>
+          <w:shd w:val="clear" w:color="auto" w:fill="FFFFFF"/>
+        </w:rPr>
+      </w:pPr>
+      <w:r>
+        <w:rPr>
+          <w:rFonts w:ascii="Arial" w:hAnsi="Arial" w:cs="Arial"/>
+          <w:color w:val="0F0F0F"/>
+          <w:sz w:val="28"/>
+          <w:szCs w:val="28"/>
+          <w:shd w:val="clear" w:color="auto" w:fill="FFFFFF"/>
+        </w:rPr>
+        <w:t xml:space="preserve">11-ый дом – </w:t>
+      </w:r>
+      <w:r>
+        <w:rPr>
+          <w:rFonts w:ascii="Arial" w:hAnsi="Arial" w:cs="Arial"/>
+          <w:color w:val="0F0F0F"/>
+          <w:sz w:val="28"/>
+          <w:szCs w:val="28"/>
+          <w:shd w:val="clear" w:color="auto" w:fill="FFFFFF"/>
+        </w:rPr>
+        <w:t>С</w:t>
+      </w:r>
+      <w:r>
+        <w:rPr>
+          <w:rFonts w:ascii="Arial" w:hAnsi="Arial" w:cs="Arial"/>
+          <w:color w:val="0F0F0F"/>
+          <w:sz w:val="28"/>
+          <w:szCs w:val="28"/>
+          <w:shd w:val="clear" w:color="auto" w:fill="FFFFFF"/>
+        </w:rPr>
+        <w:t>оциальная сфера (знакомства, друзья, социум, группы).</w:t>
+      </w:r>
+    </w:p>
+    <w:p>
+      <w:pPr>
+        <w:pBdr>
+          <w:top w:val="single" w:sz="4" w:space="1" w:color="auto"/>
+          <w:left w:val="single" w:sz="4" w:space="4" w:color="auto"/>
+          <w:bottom w:val="single" w:sz="4" w:space="1" w:color="auto"/>
+          <w:right w:val="single" w:sz="4" w:space="4" w:color="auto"/>
+        </w:pBdr>
+        <w:spacing w:after="0" w:line="240" w:lineRule="auto"/>
+        <w:rPr>
+          <w:rFonts w:ascii="Arial" w:hAnsi="Arial" w:cs="Arial"/>
+          <w:color w:val="0F0F0F"/>
+          <w:sz w:val="28"/>
+          <w:szCs w:val="28"/>
+          <w:shd w:val="clear" w:color="auto" w:fill="FFFFFF"/>
+        </w:rPr>
+      </w:pPr>
+      <w:r>
+        <w:rPr>
+          <w:rFonts w:ascii="Arial" w:hAnsi="Arial" w:cs="Arial"/>
+          <w:color w:val="0F0F0F"/>
+          <w:sz w:val="28"/>
+          <w:szCs w:val="28"/>
+          <w:shd w:val="clear" w:color="auto" w:fill="FFFFFF"/>
+        </w:rPr>
+        <w:t xml:space="preserve">12-ый дом – </w:t>
+      </w:r>
+      <w:r>
+        <w:rPr>
+          <w:rFonts w:ascii="Arial" w:hAnsi="Arial" w:cs="Arial"/>
+          <w:color w:val="0F0F0F"/>
+          <w:sz w:val="28"/>
+          <w:szCs w:val="28"/>
+          <w:shd w:val="clear" w:color="auto" w:fill="FFFFFF"/>
+        </w:rPr>
+        <w:t>Д</w:t>
+      </w:r>
+      <w:r>
+        <w:rPr>
+          <w:rFonts w:ascii="Arial" w:hAnsi="Arial" w:cs="Arial"/>
+          <w:color w:val="0F0F0F"/>
+          <w:sz w:val="28"/>
+          <w:szCs w:val="28"/>
+          <w:shd w:val="clear" w:color="auto" w:fill="FFFFFF"/>
+        </w:rPr>
+        <w:t>уховная сфера (</w:t>
+      </w:r>
+      <w:r>
+        <w:rPr>
+          <w:rFonts w:ascii="Arial" w:hAnsi="Arial" w:cs="Arial"/>
+          <w:color w:val="0F0F0F"/>
+          <w:sz w:val="28"/>
+          <w:szCs w:val="28"/>
+          <w:shd w:val="clear" w:color="auto" w:fill="FFFFFF"/>
+        </w:rPr>
+        <w:t>путь развития души от одиночества до Бога).</w:t>
+      </w:r>
+    </w:p>
+    <w:p>
+      <w:pPr>
+        <w:spacing w:after="0" w:line="240" w:lineRule="auto"/>
+        <w:jc w:val="center"/>
+        <w:rPr>
+          <w:rFonts w:ascii="Arial" w:hAnsi="Arial" w:cs="Arial"/>
+          <w:color w:val="0F0F0F"/>
+          <w:sz w:val="28"/>
+          <w:szCs w:val="28"/>
+          <w:shd w:val="clear" w:color="auto" w:fill="FFFFFF"/>
+        </w:rPr>
+      </w:pPr>
+    </w:p>
+    <w:p>
+      <w:pPr>
         <w:spacing w:after="0" w:line="240" w:lineRule="auto"/>
         <w:rPr>
           <w:rFonts w:ascii="Arial" w:hAnsi="Arial" w:cs="Arial"/>
@@ -2160,9 +3714,8 @@
           <w:bdr w:val="none" w:sz="0" w:space="0" w:color="auto" w:frame="1"/>
           <w:lang w:eastAsia="ru-RU"/>
         </w:rPr>
-        <w:t xml:space="preserve">арс становятся </w:t>
-      </w:r>
-      <w:proofErr w:type="gramStart"/>
+        <w:t>арс становятся планеты</w:t>
+      </w:r>
       <w:r>
         <w:rPr>
           <w:rFonts w:ascii="Times New Roman" w:eastAsia="Times New Roman" w:hAnsi="Times New Roman" w:cs="Times New Roman"/>
@@ -2172,9 +3725,8 @@
           <w:bdr w:val="none" w:sz="0" w:space="0" w:color="auto" w:frame="1"/>
           <w:lang w:eastAsia="ru-RU"/>
         </w:rPr>
-        <w:t>планеты</w:t>
-      </w:r>
-      <w:proofErr w:type="gramEnd"/>
+        <w:t>,</w:t>
+      </w:r>
       <w:r>
         <w:rPr>
           <w:rFonts w:ascii="Times New Roman" w:eastAsia="Times New Roman" w:hAnsi="Times New Roman" w:cs="Times New Roman"/>
@@ -2197,6 +3749,18 @@
           <w:lang w:eastAsia="ru-RU"/>
         </w:rPr>
         <w:t>действовать</w:t>
+      </w:r>
+      <w:r>
+        <w:rPr>
+          <w:rFonts w:ascii="Times New Roman" w:eastAsia="Times New Roman" w:hAnsi="Times New Roman" w:cs="Times New Roman"/>
+          <w:b/>
+          <w:color w:val="0F0F0F"/>
+          <w:sz w:val="24"/>
+          <w:szCs w:val="24"/>
+          <w:bdr w:val="none" w:sz="0" w:space="0" w:color="auto" w:frame="1"/>
+          <w:lang w:eastAsia="ru-RU"/>
+        </w:rPr>
+        <w:t>,</w:t>
       </w:r>
       <w:r>
         <w:rPr>
@@ -2313,7 +3877,7 @@
           <w:lang w:eastAsia="ru-RU"/>
         </w:rPr>
       </w:pPr>
-      <w:hyperlink r:id="rId5" w:history="1">
+      <w:hyperlink r:id="rId6" w:history="1">
         <w:r>
           <w:rPr>
             <w:rFonts w:ascii="Arial" w:eastAsia="Times New Roman" w:hAnsi="Arial" w:cs="Arial"/>
@@ -2809,7 +4373,6 @@
           <w:bdr w:val="single" w:sz="4" w:space="0" w:color="auto"/>
           <w:shd w:val="clear" w:color="auto" w:fill="FFFFFF"/>
         </w:rPr>
-        <w:lastRenderedPageBreak/>
         <w:t>МЕЧТА</w:t>
       </w:r>
       <w:r>
@@ -3446,173 +5009,6 @@
     <w:p>
       <w:pPr>
         <w:spacing w:after="0" w:line="240" w:lineRule="auto"/>
-      </w:pPr>
-    </w:p>
-    <w:p>
-      <w:pPr>
-        <w:spacing w:after="0" w:line="240" w:lineRule="auto"/>
-      </w:pPr>
-      <w:r>
-        <w:rPr>
-          <w:noProof/>
-          <w:lang w:eastAsia="ru-RU"/>
-        </w:rPr>
-        <w:drawing>
-          <wp:inline distT="0" distB="0" distL="0" distR="0" wp14:anchorId="2D300925" wp14:editId="50494A0F">
-            <wp:extent cx="3200564" cy="2578233"/>
-            <wp:effectExtent l="0" t="0" r="0" b="0"/>
-            <wp:docPr id="9" name="Рисунок 9"/>
-            <wp:cNvGraphicFramePr>
-              <a:graphicFrameLocks xmlns:a="http://schemas.openxmlformats.org/drawingml/2006/main" noChangeAspect="1"/>
-            </wp:cNvGraphicFramePr>
-            <a:graphic xmlns:a="http://schemas.openxmlformats.org/drawingml/2006/main">
-              <a:graphicData uri="http://schemas.openxmlformats.org/drawingml/2006/picture">
-                <pic:pic xmlns:pic="http://schemas.openxmlformats.org/drawingml/2006/picture">
-                  <pic:nvPicPr>
-                    <pic:cNvPr id="1" name=""/>
-                    <pic:cNvPicPr/>
-                  </pic:nvPicPr>
-                  <pic:blipFill>
-                    <a:blip r:embed="rId6"/>
-                    <a:stretch>
-                      <a:fillRect/>
-                    </a:stretch>
-                  </pic:blipFill>
-                  <pic:spPr>
-                    <a:xfrm>
-                      <a:off x="0" y="0"/>
-                      <a:ext cx="3200564" cy="2578233"/>
-                    </a:xfrm>
-                    <a:prstGeom prst="rect">
-                      <a:avLst/>
-                    </a:prstGeom>
-                  </pic:spPr>
-                </pic:pic>
-              </a:graphicData>
-            </a:graphic>
-          </wp:inline>
-        </w:drawing>
-      </w:r>
-    </w:p>
-    <w:p>
-      <w:pPr>
-        <w:spacing w:after="0" w:line="240" w:lineRule="auto"/>
-      </w:pPr>
-    </w:p>
-    <w:p>
-      <w:pPr>
-        <w:spacing w:after="0" w:line="240" w:lineRule="auto"/>
-        <w:rPr>
-          <w:sz w:val="28"/>
-          <w:szCs w:val="28"/>
-        </w:rPr>
-      </w:pPr>
-      <w:r>
-        <w:rPr>
-          <w:sz w:val="28"/>
-          <w:szCs w:val="28"/>
-        </w:rPr>
-        <w:t xml:space="preserve">Главный секрет про знаки Зодиака: вся астрология </w:t>
-      </w:r>
-      <w:r>
-        <w:rPr>
-          <w:b/>
-          <w:sz w:val="28"/>
-          <w:szCs w:val="28"/>
-        </w:rPr>
-        <w:t>– это копирование</w:t>
-      </w:r>
-      <w:r>
-        <w:rPr>
-          <w:b/>
-          <w:sz w:val="28"/>
-          <w:szCs w:val="28"/>
-        </w:rPr>
-        <w:t xml:space="preserve"> </w:t>
-      </w:r>
-      <w:r>
-        <w:rPr>
-          <w:b/>
-          <w:sz w:val="28"/>
-          <w:szCs w:val="28"/>
-        </w:rPr>
-        <w:t>знаков Зодиака</w:t>
-      </w:r>
-      <w:r>
-        <w:rPr>
-          <w:sz w:val="28"/>
-          <w:szCs w:val="28"/>
-        </w:rPr>
-        <w:t xml:space="preserve"> и их свойств. Все планеты/дома копируют знаки</w:t>
-      </w:r>
-      <w:r>
-        <w:rPr>
-          <w:sz w:val="28"/>
-          <w:szCs w:val="28"/>
-        </w:rPr>
-        <w:t xml:space="preserve"> </w:t>
-      </w:r>
-      <w:r>
-        <w:rPr>
-          <w:sz w:val="28"/>
-          <w:szCs w:val="28"/>
-        </w:rPr>
-        <w:t xml:space="preserve">Зодиака, различные аспекты тоже можно свести к знакам Зодиака. </w:t>
-      </w:r>
-    </w:p>
-    <w:p>
-      <w:pPr>
-        <w:spacing w:after="0" w:line="240" w:lineRule="auto"/>
-        <w:rPr>
-          <w:b/>
-          <w:sz w:val="28"/>
-          <w:szCs w:val="28"/>
-        </w:rPr>
-      </w:pPr>
-      <w:r>
-        <w:rPr>
-          <w:b/>
-          <w:sz w:val="28"/>
-          <w:szCs w:val="28"/>
-        </w:rPr>
-        <w:t>Т.е.</w:t>
-      </w:r>
-      <w:r>
-        <w:rPr>
-          <w:b/>
-          <w:sz w:val="28"/>
-          <w:szCs w:val="28"/>
-        </w:rPr>
-        <w:t xml:space="preserve"> </w:t>
-      </w:r>
-      <w:r>
-        <w:rPr>
-          <w:b/>
-          <w:sz w:val="28"/>
-          <w:szCs w:val="28"/>
-        </w:rPr>
-        <w:t>знаки Зодиака – это такой базис, после изучения которого подробно и</w:t>
-      </w:r>
-      <w:r>
-        <w:rPr>
-          <w:b/>
-          <w:sz w:val="28"/>
-          <w:szCs w:val="28"/>
-        </w:rPr>
-        <w:t xml:space="preserve"> </w:t>
-      </w:r>
-      <w:r>
-        <w:rPr>
-          <w:b/>
-          <w:sz w:val="28"/>
-          <w:szCs w:val="28"/>
-        </w:rPr>
-        <w:t xml:space="preserve">глубоко, вся астрология дальше ясна. </w:t>
-      </w:r>
-    </w:p>
-    <w:p>
-      <w:pPr>
-        <w:spacing w:after="0" w:line="240" w:lineRule="auto"/>
         <w:rPr>
           <w:sz w:val="28"/>
           <w:szCs w:val="28"/>
@@ -3892,6 +5288,13 @@
         </w:rPr>
         <w:t>Нептун – планета потребления. Нептун в Овне – ещё и быстро)</w:t>
       </w:r>
+      <w:r>
+        <w:rPr>
+          <w:sz w:val="28"/>
+          <w:szCs w:val="28"/>
+        </w:rPr>
+        <w:t>.</w:t>
+      </w:r>
     </w:p>
     <w:p>
       <w:pPr>
@@ -4083,17 +5486,65 @@
       <w:pPr>
         <w:spacing w:after="0" w:line="240" w:lineRule="auto"/>
         <w:rPr>
-          <w:sz w:val="28"/>
-          <w:szCs w:val="28"/>
-        </w:rPr>
-      </w:pPr>
-      <w:r>
-        <w:rPr>
+          <w:b/>
+          <w:sz w:val="28"/>
+          <w:szCs w:val="28"/>
+        </w:rPr>
+      </w:pPr>
+      <w:r>
+        <w:rPr>
+          <w:b/>
           <w:sz w:val="28"/>
           <w:szCs w:val="28"/>
         </w:rPr>
         <w:t>Внимание – это инструмент духа)</w:t>
       </w:r>
+      <w:r>
+        <w:rPr>
+          <w:b/>
+          <w:sz w:val="28"/>
+          <w:szCs w:val="28"/>
+        </w:rPr>
+        <w:t xml:space="preserve">. </w:t>
+      </w:r>
+    </w:p>
+    <w:p>
+      <w:pPr>
+        <w:spacing w:after="0" w:line="240" w:lineRule="auto"/>
+        <w:rPr>
+          <w:rFonts w:ascii="Calibri" w:hAnsi="Calibri" w:cs="Calibri"/>
+          <w:sz w:val="24"/>
+          <w:szCs w:val="24"/>
+        </w:rPr>
+      </w:pPr>
+      <w:r>
+        <w:rPr>
+          <w:rFonts w:ascii="HamburgSymbols" w:hAnsi="HamburgSymbols" w:cs="Calibri"/>
+          <w:sz w:val="24"/>
+          <w:szCs w:val="24"/>
+          <w:lang w:val="en-US"/>
+        </w:rPr>
+        <w:t>E</w:t>
+      </w:r>
+      <w:r>
+        <w:rPr>
+          <w:rFonts w:ascii="Calibri" w:hAnsi="Calibri" w:cs="Calibri"/>
+          <w:sz w:val="24"/>
+          <w:szCs w:val="24"/>
+        </w:rPr>
+        <w:t>Меркурий: Любая мысль доходит до подсознания адресата, до любой точки Вселенной.</w:t>
+      </w:r>
+    </w:p>
+    <w:p>
+      <w:pPr>
+        <w:spacing w:after="0" w:line="240" w:lineRule="auto"/>
+        <w:rPr>
+          <w:rFonts w:ascii="Calibri" w:hAnsi="Calibri"/>
+          <w:b/>
+          <w:sz w:val="28"/>
+          <w:szCs w:val="28"/>
+        </w:rPr>
+      </w:pPr>
     </w:p>
     <w:p>
       <w:pPr>
@@ -4179,23 +5630,7 @@
           <w:sz w:val="28"/>
           <w:szCs w:val="28"/>
         </w:rPr>
-        <w:t xml:space="preserve">Уран – </w:t>
-      </w:r>
-      <w:proofErr w:type="spellStart"/>
-      <w:r>
-        <w:rPr>
-          <w:sz w:val="28"/>
-          <w:szCs w:val="28"/>
-        </w:rPr>
-        <w:t>Стрельцовская</w:t>
-      </w:r>
-      <w:proofErr w:type="spellEnd"/>
-      <w:r>
-        <w:rPr>
-          <w:sz w:val="28"/>
-          <w:szCs w:val="28"/>
-        </w:rPr>
-        <w:t xml:space="preserve"> планета!</w:t>
+        <w:t>Уран – Стрельцовская планета!</w:t>
       </w:r>
       <w:hyperlink r:id="rId7" w:tgtFrame="_blank" w:history="1">
         <w:r>
@@ -4234,7 +5669,33 @@
             <w:sz w:val="28"/>
             <w:szCs w:val="28"/>
           </w:rPr>
-          <w:t xml:space="preserve">– высшая октава Меркурия, коллективный Меркурий. </w:t>
+          <w:t xml:space="preserve">– высшая октава </w:t>
+        </w:r>
+        <w:r>
+          <w:rPr>
+            <w:rFonts w:ascii="HamburgSymbols" w:hAnsi="HamburgSymbols" w:cs="Calibri"/>
+            <w:sz w:val="24"/>
+            <w:szCs w:val="24"/>
+            <w:lang w:val="en-US"/>
+          </w:rPr>
+          <w:t>E</w:t>
+        </w:r>
+        <w:r>
+          <w:rPr>
+            <w:rFonts w:cs="Calibri"/>
+            <w:sz w:val="24"/>
+            <w:szCs w:val="24"/>
+          </w:rPr>
+          <w:t xml:space="preserve"> </w:t>
+        </w:r>
+        <w:bookmarkStart w:id="0" w:name="_GoBack"/>
+        <w:bookmarkEnd w:id="0"/>
+        <w:r>
+          <w:rPr>
+            <w:sz w:val="28"/>
+            <w:szCs w:val="28"/>
+          </w:rPr>
+          <w:t xml:space="preserve">Меркурия, коллективный Меркурий. </w:t>
         </w:r>
         <w:r>
           <w:rPr>
@@ -4281,7 +5742,6 @@
           <w:szCs w:val="32"/>
         </w:rPr>
       </w:pPr>
-      <w:proofErr w:type="gramStart"/>
       <w:r>
         <w:rPr>
           <w:rFonts w:ascii="HamburgSymbols" w:hAnsi="HamburgSymbols" w:cs="Calibri"/>
@@ -4296,44 +5756,36 @@
           <w:sz w:val="32"/>
           <w:szCs w:val="32"/>
         </w:rPr>
-        <w:t xml:space="preserve">  </w:t>
+        <w:t xml:space="preserve"> </w:t>
       </w:r>
       <w:r>
         <w:rPr>
           <w:sz w:val="32"/>
           <w:szCs w:val="32"/>
         </w:rPr>
-        <w:t>Уран</w:t>
-      </w:r>
-      <w:proofErr w:type="gramEnd"/>
+        <w:t>Уран – движет и учит – это его главные функции.</w:t>
+      </w:r>
       <w:r>
         <w:rPr>
           <w:sz w:val="32"/>
           <w:szCs w:val="32"/>
         </w:rPr>
-        <w:t xml:space="preserve"> – движет и учит – это его главные функции.</w:t>
-      </w:r>
-      <w:r>
+        <w:t xml:space="preserve"> И это он делает неожиданно, внезапно и безудержно т.к. является управителем Стрельца – подвижного и огненного, быстрого знака информационной оси 3 – 9.</w:t>
+      </w:r>
+    </w:p>
+    <w:p>
+      <w:pPr>
+        <w:spacing w:after="0" w:line="240" w:lineRule="auto"/>
         <w:rPr>
           <w:sz w:val="32"/>
           <w:szCs w:val="32"/>
         </w:rPr>
-        <w:t xml:space="preserve"> И это он делает неожиданно, внезапно и безудержно т.к. является управителем Стрельца – подвижного и огненного, быстрого знака информационной оси 3 – 9.</w:t>
-      </w:r>
-    </w:p>
-    <w:p>
-      <w:pPr>
-        <w:spacing w:after="0" w:line="240" w:lineRule="auto"/>
+      </w:pPr>
+      <w:r>
         <w:rPr>
           <w:sz w:val="32"/>
           <w:szCs w:val="32"/>
         </w:rPr>
-      </w:pPr>
-      <w:r>
-        <w:rPr>
-          <w:sz w:val="32"/>
-          <w:szCs w:val="32"/>
-        </w:rPr>
         <w:t>Добрый Уран – гений, злой – ты тупой.</w:t>
       </w:r>
     </w:p>
@@ -4346,6 +5798,23 @@
           <w:lang w:val="en-US"/>
         </w:rPr>
       </w:pPr>
+      <w:r>
+        <w:rPr>
+          <w:rFonts w:ascii="HamburgSymbols" w:hAnsi="HamburgSymbols" w:cs="Calibri"/>
+          <w:sz w:val="24"/>
+          <w:szCs w:val="24"/>
+          <w:lang w:val="en-US"/>
+        </w:rPr>
+        <w:t>E</w:t>
+      </w:r>
+      <w:r>
+        <w:rPr>
+          <w:rFonts w:cs="Calibri"/>
+          <w:sz w:val="24"/>
+          <w:szCs w:val="24"/>
+        </w:rPr>
+        <w:t xml:space="preserve"> </w:t>
+      </w:r>
       <w:r>
         <w:rPr>
           <w:sz w:val="28"/>
@@ -4516,6 +5985,7 @@
           <w:sz w:val="28"/>
           <w:szCs w:val="28"/>
         </w:rPr>
+        <w:lastRenderedPageBreak/>
         <w:t>Категории: «нельзя» и «надо»</w:t>
       </w:r>
       <w:r>
@@ -4546,7 +6016,6 @@
           <w:sz w:val="28"/>
           <w:szCs w:val="28"/>
         </w:rPr>
-        <w:lastRenderedPageBreak/>
         <w:t xml:space="preserve">Транзитные планеты против Сатурна – травмы/переломы колени, суставы, кости, позвоночник, зубы, депрессии, увольнение с работы. </w:t>
       </w:r>
       <w:r>
@@ -5558,13 +7027,7 @@
         <w:rPr>
           <w:sz w:val="24"/>
         </w:rPr>
-        <w:t xml:space="preserve"> Марс в</w:t>
-      </w:r>
-      <w:r>
-        <w:rPr>
-          <w:sz w:val="24"/>
-        </w:rPr>
-        <w:t xml:space="preserve"> Скорпионе – отомстить.</w:t>
+        <w:t xml:space="preserve"> Марс в Скорпионе – отомстить.</w:t>
       </w:r>
     </w:p>
     <w:p>
@@ -5612,15 +7075,10 @@
         <w:t xml:space="preserve"> </w:t>
       </w:r>
       <w:r>
-        <w:t xml:space="preserve">Плутон – суд, </w:t>
-      </w:r>
-      <w:proofErr w:type="gramStart"/>
-      <w:r>
-        <w:t>суждение ,</w:t>
-      </w:r>
-      <w:proofErr w:type="gramEnd"/>
-      <w:r>
-        <w:t xml:space="preserve"> обвинение – это негативный Плутон, оправдывать – это гармоничный Плутон. Потому что на другого настроен через эту Планету.</w:t>
+        <w:t>Плутон – суд, суждение</w:t>
+      </w:r>
+      <w:r>
+        <w:t>, обвинение – это негативный Плутон, оправдывать – это гармоничный Плутон. Потому что на другого настроен через эту Планету.</w:t>
       </w:r>
     </w:p>
     <w:p>
@@ -5784,15 +7242,13 @@
     </w:p>
     <w:p>
       <w:r>
-        <w:t xml:space="preserve">11 </w:t>
-      </w:r>
-      <w:proofErr w:type="spellStart"/>
-      <w:r>
-        <w:t>домники</w:t>
-      </w:r>
-      <w:proofErr w:type="spellEnd"/>
-      <w:r>
-        <w:t xml:space="preserve"> бывают двух типов: либо состоят в разных группах, либо организуют группы.</w:t>
+        <w:t>11</w:t>
+      </w:r>
+      <w:r>
+        <w:t>-ти</w:t>
+      </w:r>
+      <w:r>
+        <w:t>домники бывают двух типов: либо состоят в разных группах, либо организуют группы.</w:t>
       </w:r>
       <w:r>
         <w:t xml:space="preserve"> Это самый странный дом. Могут быть не проявлены, так как любят созерцание.</w:t>
@@ -5909,6 +7365,15 @@
           <w:szCs w:val="24"/>
         </w:rPr>
       </w:pPr>
+      <w:r>
+        <w:rPr>
+          <w:rFonts w:ascii="HamburgSymbols" w:hAnsi="HamburgSymbols" w:cs="Calibri"/>
+          <w:sz w:val="24"/>
+          <w:szCs w:val="24"/>
+          <w:lang w:val="en-US"/>
+        </w:rPr>
+        <w:t>E</w:t>
+      </w:r>
       <w:r>
         <w:rPr>
           <w:sz w:val="24"/>
@@ -6828,86 +8293,8 @@
       <w:r>
         <w:t xml:space="preserve"> </w:t>
       </w:r>
-    </w:p>
-    <w:p/>
-    <w:p>
-      <w:r>
-        <w:lastRenderedPageBreak/>
-        <w:drawing>
-          <wp:inline distT="0" distB="0" distL="0" distR="0" wp14:anchorId="287A85AE" wp14:editId="6514FEE7">
-            <wp:extent cx="2470277" cy="6515435"/>
-            <wp:effectExtent l="0" t="0" r="6350" b="0"/>
-            <wp:docPr id="1" name="Рисунок 1"/>
-            <wp:cNvGraphicFramePr>
-              <a:graphicFrameLocks xmlns:a="http://schemas.openxmlformats.org/drawingml/2006/main" noChangeAspect="1"/>
-            </wp:cNvGraphicFramePr>
-            <a:graphic xmlns:a="http://schemas.openxmlformats.org/drawingml/2006/main">
-              <a:graphicData uri="http://schemas.openxmlformats.org/drawingml/2006/picture">
-                <pic:pic xmlns:pic="http://schemas.openxmlformats.org/drawingml/2006/picture">
-                  <pic:nvPicPr>
-                    <pic:cNvPr id="1" name=""/>
-                    <pic:cNvPicPr/>
-                  </pic:nvPicPr>
-                  <pic:blipFill>
-                    <a:blip r:embed="rId8"/>
-                    <a:stretch>
-                      <a:fillRect/>
-                    </a:stretch>
-                  </pic:blipFill>
-                  <pic:spPr>
-                    <a:xfrm>
-                      <a:off x="0" y="0"/>
-                      <a:ext cx="2470277" cy="6515435"/>
-                    </a:xfrm>
-                    <a:prstGeom prst="rect">
-                      <a:avLst/>
-                    </a:prstGeom>
-                  </pic:spPr>
-                </pic:pic>
-              </a:graphicData>
-            </a:graphic>
-          </wp:inline>
-        </w:drawing>
-      </w:r>
       <w:r>
         <w:t xml:space="preserve"> </w:t>
-      </w:r>
-      <w:r>
-        <w:drawing>
-          <wp:inline distT="0" distB="0" distL="0" distR="0" wp14:anchorId="4B30FCAA" wp14:editId="6250A651">
-            <wp:extent cx="2705100" cy="6305550"/>
-            <wp:effectExtent l="0" t="0" r="0" b="0"/>
-            <wp:docPr id="2" name="Рисунок 2"/>
-            <wp:cNvGraphicFramePr>
-              <a:graphicFrameLocks xmlns:a="http://schemas.openxmlformats.org/drawingml/2006/main" noChangeAspect="1"/>
-            </wp:cNvGraphicFramePr>
-            <a:graphic xmlns:a="http://schemas.openxmlformats.org/drawingml/2006/main">
-              <a:graphicData uri="http://schemas.openxmlformats.org/drawingml/2006/picture">
-                <pic:pic xmlns:pic="http://schemas.openxmlformats.org/drawingml/2006/picture">
-                  <pic:nvPicPr>
-                    <pic:cNvPr id="1" name=""/>
-                    <pic:cNvPicPr/>
-                  </pic:nvPicPr>
-                  <pic:blipFill>
-                    <a:blip r:embed="rId9"/>
-                    <a:stretch>
-                      <a:fillRect/>
-                    </a:stretch>
-                  </pic:blipFill>
-                  <pic:spPr>
-                    <a:xfrm>
-                      <a:off x="0" y="0"/>
-                      <a:ext cx="2705240" cy="6305877"/>
-                    </a:xfrm>
-                    <a:prstGeom prst="rect">
-                      <a:avLst/>
-                    </a:prstGeom>
-                  </pic:spPr>
-                </pic:pic>
-              </a:graphicData>
-            </a:graphic>
-          </wp:inline>
-        </w:drawing>
       </w:r>
     </w:p>
     <w:sectPr>
@@ -7684,6 +9071,17 @@
       <w:u w:val="single"/>
     </w:rPr>
   </w:style>
+  <w:style w:type="character" w:styleId="a6">
+    <w:name w:val="Emphasis"/>
+    <w:basedOn w:val="a0"/>
+    <w:uiPriority w:val="20"/>
+    <w:qFormat/>
+    <w:rsid w:val="006F0773"/>
+    <w:rPr>
+      <w:i/>
+      <w:iCs/>
+    </w:rPr>
+  </w:style>
 </w:styles>
 </file>
 

--- a/knowledge_base/АстроКурс Виктор Слободнюк.docx
+++ b/knowledge_base/АстроКурс Виктор Слободнюк.docx
@@ -3232,85 +3232,85 @@
           <w:szCs w:val="28"/>
           <w:shd w:val="clear" w:color="auto" w:fill="FFFFFF"/>
         </w:rPr>
+        <w:t xml:space="preserve">6-ой дом – </w:t>
+      </w:r>
+      <w:r>
+        <w:rPr>
+          <w:rFonts w:ascii="Arial" w:hAnsi="Arial" w:cs="Arial"/>
+          <w:color w:val="0F0F0F"/>
+          <w:sz w:val="28"/>
+          <w:szCs w:val="28"/>
+          <w:shd w:val="clear" w:color="auto" w:fill="FFFFFF"/>
+        </w:rPr>
+        <w:t>С</w:t>
+      </w:r>
+      <w:r>
+        <w:rPr>
+          <w:rFonts w:ascii="Arial" w:hAnsi="Arial" w:cs="Arial"/>
+          <w:color w:val="0F0F0F"/>
+          <w:sz w:val="28"/>
+          <w:szCs w:val="28"/>
+          <w:shd w:val="clear" w:color="auto" w:fill="FFFFFF"/>
+        </w:rPr>
+        <w:t xml:space="preserve">фера здоровья (сфера </w:t>
+      </w:r>
+      <w:r>
+        <w:rPr>
+          <w:rFonts w:ascii="Arial" w:hAnsi="Arial" w:cs="Arial"/>
+          <w:color w:val="0F0F0F"/>
+          <w:sz w:val="28"/>
+          <w:szCs w:val="28"/>
+          <w:shd w:val="clear" w:color="auto" w:fill="FFFFFF"/>
+        </w:rPr>
+        <w:t>услуг</w:t>
+      </w:r>
+      <w:r>
+        <w:rPr>
+          <w:rFonts w:ascii="Arial" w:hAnsi="Arial" w:cs="Arial"/>
+          <w:color w:val="0F0F0F"/>
+          <w:sz w:val="28"/>
+          <w:szCs w:val="28"/>
+          <w:shd w:val="clear" w:color="auto" w:fill="FFFFFF"/>
+        </w:rPr>
+        <w:t>, трудовая сфера)</w:t>
+      </w:r>
+      <w:r>
+        <w:rPr>
+          <w:rFonts w:ascii="Arial" w:hAnsi="Arial" w:cs="Arial"/>
+          <w:color w:val="0F0F0F"/>
+          <w:sz w:val="28"/>
+          <w:szCs w:val="28"/>
+          <w:shd w:val="clear" w:color="auto" w:fill="FFFFFF"/>
+        </w:rPr>
+        <w:t>.</w:t>
+      </w:r>
+    </w:p>
+    <w:p>
+      <w:pPr>
+        <w:pBdr>
+          <w:top w:val="single" w:sz="4" w:space="1" w:color="auto"/>
+          <w:left w:val="single" w:sz="4" w:space="4" w:color="auto"/>
+          <w:bottom w:val="single" w:sz="4" w:space="1" w:color="auto"/>
+          <w:right w:val="single" w:sz="4" w:space="4" w:color="auto"/>
+        </w:pBdr>
+        <w:spacing w:after="0" w:line="240" w:lineRule="auto"/>
+        <w:rPr>
+          <w:rFonts w:ascii="Arial" w:hAnsi="Arial" w:cs="Arial"/>
+          <w:color w:val="0F0F0F"/>
+          <w:sz w:val="28"/>
+          <w:szCs w:val="28"/>
+          <w:shd w:val="clear" w:color="auto" w:fill="FFFFFF"/>
+        </w:rPr>
+      </w:pPr>
+      <w:r>
+        <w:rPr>
+          <w:rFonts w:ascii="Arial" w:hAnsi="Arial" w:cs="Arial"/>
+          <w:color w:val="0F0F0F"/>
+          <w:sz w:val="28"/>
+          <w:szCs w:val="28"/>
+          <w:shd w:val="clear" w:color="auto" w:fill="FFFFFF"/>
+        </w:rPr>
         <w:lastRenderedPageBreak/>
-        <w:t xml:space="preserve">6-ой дом – </w:t>
-      </w:r>
-      <w:r>
-        <w:rPr>
-          <w:rFonts w:ascii="Arial" w:hAnsi="Arial" w:cs="Arial"/>
-          <w:color w:val="0F0F0F"/>
-          <w:sz w:val="28"/>
-          <w:szCs w:val="28"/>
-          <w:shd w:val="clear" w:color="auto" w:fill="FFFFFF"/>
-        </w:rPr>
-        <w:t>С</w:t>
-      </w:r>
-      <w:r>
-        <w:rPr>
-          <w:rFonts w:ascii="Arial" w:hAnsi="Arial" w:cs="Arial"/>
-          <w:color w:val="0F0F0F"/>
-          <w:sz w:val="28"/>
-          <w:szCs w:val="28"/>
-          <w:shd w:val="clear" w:color="auto" w:fill="FFFFFF"/>
-        </w:rPr>
-        <w:t xml:space="preserve">фера здоровья (сфера </w:t>
-      </w:r>
-      <w:r>
-        <w:rPr>
-          <w:rFonts w:ascii="Arial" w:hAnsi="Arial" w:cs="Arial"/>
-          <w:color w:val="0F0F0F"/>
-          <w:sz w:val="28"/>
-          <w:szCs w:val="28"/>
-          <w:shd w:val="clear" w:color="auto" w:fill="FFFFFF"/>
-        </w:rPr>
-        <w:t>услуг</w:t>
-      </w:r>
-      <w:r>
-        <w:rPr>
-          <w:rFonts w:ascii="Arial" w:hAnsi="Arial" w:cs="Arial"/>
-          <w:color w:val="0F0F0F"/>
-          <w:sz w:val="28"/>
-          <w:szCs w:val="28"/>
-          <w:shd w:val="clear" w:color="auto" w:fill="FFFFFF"/>
-        </w:rPr>
-        <w:t>, трудовая сфера)</w:t>
-      </w:r>
-      <w:r>
-        <w:rPr>
-          <w:rFonts w:ascii="Arial" w:hAnsi="Arial" w:cs="Arial"/>
-          <w:color w:val="0F0F0F"/>
-          <w:sz w:val="28"/>
-          <w:szCs w:val="28"/>
-          <w:shd w:val="clear" w:color="auto" w:fill="FFFFFF"/>
-        </w:rPr>
-        <w:t>.</w:t>
-      </w:r>
-    </w:p>
-    <w:p>
-      <w:pPr>
-        <w:pBdr>
-          <w:top w:val="single" w:sz="4" w:space="1" w:color="auto"/>
-          <w:left w:val="single" w:sz="4" w:space="4" w:color="auto"/>
-          <w:bottom w:val="single" w:sz="4" w:space="1" w:color="auto"/>
-          <w:right w:val="single" w:sz="4" w:space="4" w:color="auto"/>
-        </w:pBdr>
-        <w:spacing w:after="0" w:line="240" w:lineRule="auto"/>
-        <w:rPr>
-          <w:rFonts w:ascii="Arial" w:hAnsi="Arial" w:cs="Arial"/>
-          <w:color w:val="0F0F0F"/>
-          <w:sz w:val="28"/>
-          <w:szCs w:val="28"/>
-          <w:shd w:val="clear" w:color="auto" w:fill="FFFFFF"/>
-        </w:rPr>
-      </w:pPr>
-      <w:r>
-        <w:rPr>
-          <w:rFonts w:ascii="Arial" w:hAnsi="Arial" w:cs="Arial"/>
-          <w:color w:val="0F0F0F"/>
-          <w:sz w:val="28"/>
-          <w:szCs w:val="28"/>
-          <w:shd w:val="clear" w:color="auto" w:fill="FFFFFF"/>
-        </w:rPr>
         <w:t xml:space="preserve">7-ой дом – </w:t>
       </w:r>
       <w:r>
@@ -4965,7 +4965,6 @@
           <w:sz w:val="21"/>
           <w:szCs w:val="21"/>
           <w:shd w:val="clear" w:color="auto" w:fill="FFFFFF"/>
-          <w:lang w:val="en-US"/>
         </w:rPr>
       </w:pPr>
       <w:r>
@@ -5214,6 +5213,7 @@
           <w:sz w:val="28"/>
           <w:szCs w:val="28"/>
         </w:rPr>
+        <w:lastRenderedPageBreak/>
         <w:t xml:space="preserve">Гармоничные </w:t>
       </w:r>
       <w:r>
@@ -5688,8 +5688,6 @@
           </w:rPr>
           <w:t xml:space="preserve"> </w:t>
         </w:r>
-        <w:bookmarkStart w:id="0" w:name="_GoBack"/>
-        <w:bookmarkEnd w:id="0"/>
         <w:r>
           <w:rPr>
             <w:sz w:val="28"/>
@@ -5795,7 +5793,6 @@
         <w:rPr>
           <w:sz w:val="28"/>
           <w:szCs w:val="28"/>
-          <w:lang w:val="en-US"/>
         </w:rPr>
       </w:pPr>
       <w:r>
@@ -7367,41 +7364,24 @@
       </w:pPr>
       <w:r>
         <w:rPr>
-          <w:rFonts w:ascii="HamburgSymbols" w:hAnsi="HamburgSymbols" w:cs="Calibri"/>
-          <w:sz w:val="24"/>
-          <w:szCs w:val="24"/>
-          <w:lang w:val="en-US"/>
-        </w:rPr>
-        <w:t>E</w:t>
-      </w:r>
-      <w:r>
-        <w:rPr>
-          <w:sz w:val="24"/>
-          <w:szCs w:val="24"/>
-        </w:rPr>
-        <w:t xml:space="preserve">Меркурий – интеллектуальную активность, интерес, показывает </w:t>
-      </w:r>
-    </w:p>
-    <w:p>
-      <w:pPr>
-        <w:pBdr>
-          <w:top w:val="single" w:sz="4" w:space="1" w:color="auto"/>
-          <w:left w:val="single" w:sz="4" w:space="4" w:color="auto"/>
-          <w:bottom w:val="single" w:sz="4" w:space="1" w:color="auto"/>
-          <w:right w:val="single" w:sz="4" w:space="4" w:color="auto"/>
-        </w:pBdr>
-        <w:spacing w:after="0" w:line="240" w:lineRule="auto"/>
-        <w:rPr>
-          <w:sz w:val="24"/>
-          <w:szCs w:val="24"/>
-        </w:rPr>
-      </w:pPr>
-      <w:r>
-        <w:rPr>
-          <w:sz w:val="24"/>
-          <w:szCs w:val="24"/>
-        </w:rPr>
-        <w:t>обстоятельства учебы, знакомств, поездок.</w:t>
+          <w:sz w:val="24"/>
+          <w:szCs w:val="24"/>
+        </w:rPr>
+        <w:t>Меркур</w:t>
+      </w:r>
+      <w:r>
+        <w:rPr>
+          <w:sz w:val="24"/>
+          <w:szCs w:val="24"/>
+        </w:rPr>
+        <w:t>ий – интеллект</w:t>
+      </w:r>
+      <w:r>
+        <w:rPr>
+          <w:sz w:val="24"/>
+          <w:szCs w:val="24"/>
+        </w:rPr>
+        <w:t>, интерес, показывает обстоятельства учебы, знакомств, поездок.</w:t>
       </w:r>
     </w:p>
     <w:p>
@@ -7489,29 +7469,7 @@
           <w:sz w:val="24"/>
           <w:szCs w:val="24"/>
         </w:rPr>
-        <w:t xml:space="preserve">Юпитер – социальные связи, друзей, масштабность, </w:t>
-      </w:r>
-    </w:p>
-    <w:p>
-      <w:pPr>
-        <w:pBdr>
-          <w:top w:val="single" w:sz="4" w:space="1" w:color="auto"/>
-          <w:left w:val="single" w:sz="4" w:space="4" w:color="auto"/>
-          <w:bottom w:val="single" w:sz="4" w:space="1" w:color="auto"/>
-          <w:right w:val="single" w:sz="4" w:space="4" w:color="auto"/>
-        </w:pBdr>
-        <w:spacing w:after="0" w:line="240" w:lineRule="auto"/>
-        <w:rPr>
-          <w:sz w:val="24"/>
-          <w:szCs w:val="24"/>
-        </w:rPr>
-      </w:pPr>
-      <w:r>
-        <w:rPr>
-          <w:sz w:val="24"/>
-          <w:szCs w:val="24"/>
-        </w:rPr>
-        <w:t>справедливость, возмущение в случае ее отсутствия.</w:t>
+        <w:t>Юпитер – социальные связи, друзей, масштабность, справедливость, возмущение в случае ее отсутствия.</w:t>
       </w:r>
     </w:p>
     <w:p>
@@ -7555,23 +7513,15 @@
           <w:sz w:val="24"/>
           <w:szCs w:val="24"/>
         </w:rPr>
-        <w:t xml:space="preserve">Уран – стремление все знать, объяснения, причины поездок, в </w:t>
-      </w:r>
-    </w:p>
-    <w:p>
-      <w:pPr>
-        <w:pBdr>
-          <w:top w:val="single" w:sz="4" w:space="1" w:color="auto"/>
-          <w:left w:val="single" w:sz="4" w:space="4" w:color="auto"/>
-          <w:bottom w:val="single" w:sz="4" w:space="1" w:color="auto"/>
-          <w:right w:val="single" w:sz="4" w:space="4" w:color="auto"/>
-        </w:pBdr>
-        <w:spacing w:after="0" w:line="240" w:lineRule="auto"/>
-        <w:rPr>
-          <w:sz w:val="24"/>
-          <w:szCs w:val="24"/>
-        </w:rPr>
-      </w:pPr>
+        <w:t>Уран – стремление все знать, объяснения, причины поездок, в</w:t>
+      </w:r>
+      <w:r>
+        <w:rPr>
+          <w:sz w:val="24"/>
+          <w:szCs w:val="24"/>
+        </w:rPr>
+        <w:t xml:space="preserve"> </w:t>
+      </w:r>
       <w:r>
         <w:rPr>
           <w:sz w:val="24"/>
@@ -7621,8 +7571,39 @@
           <w:sz w:val="24"/>
           <w:szCs w:val="24"/>
         </w:rPr>
-        <w:t>Плутон – сотрудничество, парность или споры-конфликты.</w:t>
-      </w:r>
+        <w:t xml:space="preserve">Плутон – сотрудничество, </w:t>
+      </w:r>
+      <w:r>
+        <w:rPr>
+          <w:sz w:val="24"/>
+          <w:szCs w:val="24"/>
+        </w:rPr>
+        <w:t xml:space="preserve">взаимодействие с партнёром, </w:t>
+      </w:r>
+      <w:r>
+        <w:rPr>
+          <w:sz w:val="24"/>
+          <w:szCs w:val="24"/>
+        </w:rPr>
+        <w:t>парность или споры-конфликты.</w:t>
+      </w:r>
+    </w:p>
+    <w:p>
+      <w:pPr>
+        <w:pBdr>
+          <w:top w:val="single" w:sz="4" w:space="1" w:color="auto"/>
+          <w:left w:val="single" w:sz="4" w:space="4" w:color="auto"/>
+          <w:bottom w:val="single" w:sz="4" w:space="1" w:color="auto"/>
+          <w:right w:val="single" w:sz="4" w:space="4" w:color="auto"/>
+        </w:pBdr>
+        <w:spacing w:after="0" w:line="240" w:lineRule="auto"/>
+        <w:rPr>
+          <w:sz w:val="24"/>
+          <w:szCs w:val="24"/>
+        </w:rPr>
+      </w:pPr>
+      <w:bookmarkStart w:id="0" w:name="_GoBack"/>
+      <w:bookmarkEnd w:id="0"/>
     </w:p>
     <w:p>
       <w:pPr>
@@ -7854,65 +7835,65 @@
           <w:sz w:val="24"/>
           <w:szCs w:val="24"/>
         </w:rPr>
+        <w:t>В родном город</w:t>
+      </w:r>
+      <w:r>
+        <w:rPr>
+          <w:sz w:val="24"/>
+          <w:szCs w:val="24"/>
+        </w:rPr>
+        <w:t>е (IV) заниматься ветеранами.</w:t>
+      </w:r>
+    </w:p>
+    <w:p>
+      <w:pPr>
+        <w:pBdr>
+          <w:top w:val="single" w:sz="4" w:space="1" w:color="auto"/>
+          <w:left w:val="single" w:sz="4" w:space="4" w:color="auto"/>
+          <w:bottom w:val="single" w:sz="4" w:space="1" w:color="auto"/>
+          <w:right w:val="single" w:sz="4" w:space="4" w:color="auto"/>
+        </w:pBdr>
+        <w:spacing w:after="0" w:line="240" w:lineRule="auto"/>
+        <w:rPr>
+          <w:sz w:val="24"/>
+          <w:szCs w:val="24"/>
+        </w:rPr>
+      </w:pPr>
+      <w:r>
+        <w:rPr>
+          <w:sz w:val="24"/>
+          <w:szCs w:val="24"/>
+        </w:rPr>
+        <w:t>В юности (IV) создат</w:t>
+      </w:r>
+      <w:r>
+        <w:rPr>
+          <w:sz w:val="24"/>
+          <w:szCs w:val="24"/>
+        </w:rPr>
+        <w:t>ь «банду», группу, коллектив.</w:t>
+      </w:r>
+    </w:p>
+    <w:p>
+      <w:pPr>
+        <w:pBdr>
+          <w:top w:val="single" w:sz="4" w:space="1" w:color="auto"/>
+          <w:left w:val="single" w:sz="4" w:space="4" w:color="auto"/>
+          <w:bottom w:val="single" w:sz="4" w:space="1" w:color="auto"/>
+          <w:right w:val="single" w:sz="4" w:space="4" w:color="auto"/>
+        </w:pBdr>
+        <w:spacing w:after="0" w:line="240" w:lineRule="auto"/>
+        <w:rPr>
+          <w:sz w:val="24"/>
+          <w:szCs w:val="24"/>
+        </w:rPr>
+      </w:pPr>
+      <w:r>
+        <w:rPr>
+          <w:sz w:val="24"/>
+          <w:szCs w:val="24"/>
+        </w:rPr>
         <w:lastRenderedPageBreak/>
-        <w:t>В родном город</w:t>
-      </w:r>
-      <w:r>
-        <w:rPr>
-          <w:sz w:val="24"/>
-          <w:szCs w:val="24"/>
-        </w:rPr>
-        <w:t>е (IV) заниматься ветеранами.</w:t>
-      </w:r>
-    </w:p>
-    <w:p>
-      <w:pPr>
-        <w:pBdr>
-          <w:top w:val="single" w:sz="4" w:space="1" w:color="auto"/>
-          <w:left w:val="single" w:sz="4" w:space="4" w:color="auto"/>
-          <w:bottom w:val="single" w:sz="4" w:space="1" w:color="auto"/>
-          <w:right w:val="single" w:sz="4" w:space="4" w:color="auto"/>
-        </w:pBdr>
-        <w:spacing w:after="0" w:line="240" w:lineRule="auto"/>
-        <w:rPr>
-          <w:sz w:val="24"/>
-          <w:szCs w:val="24"/>
-        </w:rPr>
-      </w:pPr>
-      <w:r>
-        <w:rPr>
-          <w:sz w:val="24"/>
-          <w:szCs w:val="24"/>
-        </w:rPr>
-        <w:t>В юности (IV) создат</w:t>
-      </w:r>
-      <w:r>
-        <w:rPr>
-          <w:sz w:val="24"/>
-          <w:szCs w:val="24"/>
-        </w:rPr>
-        <w:t>ь «банду», группу, коллектив.</w:t>
-      </w:r>
-    </w:p>
-    <w:p>
-      <w:pPr>
-        <w:pBdr>
-          <w:top w:val="single" w:sz="4" w:space="1" w:color="auto"/>
-          <w:left w:val="single" w:sz="4" w:space="4" w:color="auto"/>
-          <w:bottom w:val="single" w:sz="4" w:space="1" w:color="auto"/>
-          <w:right w:val="single" w:sz="4" w:space="4" w:color="auto"/>
-        </w:pBdr>
-        <w:spacing w:after="0" w:line="240" w:lineRule="auto"/>
-        <w:rPr>
-          <w:sz w:val="24"/>
-          <w:szCs w:val="24"/>
-        </w:rPr>
-      </w:pPr>
-      <w:r>
-        <w:rPr>
-          <w:sz w:val="24"/>
-          <w:szCs w:val="24"/>
-        </w:rPr>
         <w:t>Пом</w:t>
       </w:r>
       <w:r>
